--- a/docs/Стаття Програмування без ШІ.docx
+++ b/docs/Стаття Програмування без ШІ.docx
@@ -46,11 +46,9 @@
       <w:r>
         <w:t xml:space="preserve">, </w:t>
       </w:r>
-      <w:proofErr w:type="spellStart"/>
       <w:r>
         <w:t>Claude</w:t>
       </w:r>
-      <w:proofErr w:type="spellEnd"/>
       <w:r>
         <w:rPr>
           <w:lang w:val="en-US"/>
@@ -518,14 +516,12 @@
       <w:r>
         <w:t xml:space="preserve">Знайдіть найбільший спільний дільник двох додатних цілих чисел. Для того визначте функцію на ім’я </w:t>
       </w:r>
-      <w:proofErr w:type="spellStart"/>
       <w:r>
         <w:rPr>
           <w:lang w:val="en-US"/>
         </w:rPr>
         <w:t>gcd</w:t>
       </w:r>
-      <w:proofErr w:type="spellEnd"/>
       <w:r>
         <w:t>, яка отримує два числа і повертає їх найбільший спільний дільник.</w:t>
       </w:r>
@@ -1087,11 +1083,7 @@
     </w:p>
     <w:p>
       <w:r>
-        <w:t xml:space="preserve">Якщо програма </w:t>
-      </w:r>
-      <w:proofErr w:type="spellStart"/>
-      <w:r>
-        <w:t>скомпіл</w:t>
+        <w:t>Якщо програма скомпіл</w:t>
       </w:r>
       <w:r>
         <w:t>ю</w:t>
@@ -1099,7 +1091,6 @@
       <w:r>
         <w:t>валася</w:t>
       </w:r>
-      <w:proofErr w:type="spellEnd"/>
       <w:r>
         <w:t xml:space="preserve"> без помилок</w:t>
       </w:r>
@@ -1278,7 +1269,25 @@
     </w:p>
     <w:p>
       <w:r>
-        <w:t xml:space="preserve">Викладені вище міркування реалізовані у вигляді програмної системи, яка складається з корпусу завдань, служби автоматичної перевірки і додатків, які надають веб-інтерфейс студентам для отримання і розв’язку задач і викладачам для створення задач і задачників з них. </w:t>
+        <w:t>Викладені вище міркування реалізовані у вигляді програмної системи, яка складається з корпусу завдань, служби автоматичної перевірки і додатків, які надають веб-інтерфейс студентам для отримання і розв’язку задач і викладачам для створення задач і задачників з них</w:t>
+      </w:r>
+      <w:r>
+        <w:t xml:space="preserve"> </w:t>
+      </w:r>
+      <w:r>
+        <w:rPr>
+          <w:highlight w:val="yellow"/>
+        </w:rPr>
+        <w:t>(рис.</w:t>
+      </w:r>
+      <w:r>
+        <w:t>1</w:t>
+      </w:r>
+      <w:r>
+        <w:t>),</w:t>
+      </w:r>
+      <w:r>
+        <w:t xml:space="preserve">. </w:t>
       </w:r>
     </w:p>
     <w:p>
@@ -1320,7 +1329,10 @@
         <w:t>На головний сторінці студент бачить всі задачники, доступні йому зараз</w:t>
       </w:r>
       <w:r>
-        <w:t xml:space="preserve">. Тут він може обрати задачу для розв’язку і перейти на сторінку вирішення. На ній він побачить умову задачі і вікно редактору коду </w:t>
+        <w:rPr>
+          <w:lang w:val="en-US"/>
+        </w:rPr>
+        <w:t xml:space="preserve"> </w:t>
       </w:r>
       <w:r>
         <w:rPr>
@@ -1329,9 +1341,36 @@
         <w:t>(рис.</w:t>
       </w:r>
       <w:r>
+        <w:t>2</w:t>
+      </w:r>
+      <w:r>
+        <w:rPr>
+          <w:lang w:val="en-US"/>
+        </w:rPr>
+        <w:t>a</w:t>
+      </w:r>
+      <w:r>
         <w:t>)</w:t>
       </w:r>
       <w:r>
+        <w:t>. Тут він може обрати задачу для розв’язку і перейти на сторінку вирішення</w:t>
+      </w:r>
+      <w:r>
+        <w:rPr>
+          <w:highlight w:val="yellow"/>
+        </w:rPr>
+        <w:t>(рис.</w:t>
+      </w:r>
+      <w:r>
+        <w:t>2</w:t>
+      </w:r>
+      <w:r>
+        <w:t>б)</w:t>
+      </w:r>
+      <w:r>
+        <w:t>. На ній він побачить умову задачі і вікно редактору коду</w:t>
+      </w:r>
+      <w:r>
         <w:t>, який</w:t>
       </w:r>
       <w:r>
@@ -1377,62 +1416,810 @@
       </w:r>
     </w:p>
     <w:p>
-      <w:pPr>
-        <w:pStyle w:val="Code"/>
-      </w:pPr>
-    </w:p>
-    <w:p>
-      <w:pPr>
-        <w:pStyle w:val="Code"/>
-      </w:pPr>
-    </w:p>
-    <w:p>
-      <w:r>
-        <w:t>---------------------------</w:t>
-      </w:r>
-    </w:p>
-    <w:p>
-      <w:r>
-        <w:t>трасування вирішень - особливості реалізації</w:t>
-      </w:r>
-    </w:p>
-    <w:p>
-      <w:r>
-        <w:t>вирішення у середовищі</w:t>
-      </w:r>
-    </w:p>
-    <w:p>
-      <w:r>
-        <w:t>---</w:t>
-      </w:r>
-    </w:p>
-    <w:p>
-      <w:proofErr w:type="spellStart"/>
-      <w:r>
-        <w:t>авт.</w:t>
-      </w:r>
-      <w:r>
-        <w:t>аналіз</w:t>
-      </w:r>
-      <w:proofErr w:type="spellEnd"/>
-      <w:r>
-        <w:t xml:space="preserve"> трас</w:t>
-      </w:r>
-    </w:p>
-    <w:p>
-      <w:r>
-        <w:t>перевірка якості коду</w:t>
+      <w:r>
+        <w:t xml:space="preserve">Здатність до вирішення задач є чудовим індикатором програмістських здібностей і її залюбки можна використати для оцінки знань. Саме так було до настання ери видаленого навчання, яка змінила все. Стан з контролем знань драматично погіршився з появою ШІ. Хоча і зараз можливо об’єктивно оцінити знання програмування, це потребує набагато більше зусиль і часу з боку викладача, </w:t>
+      </w:r>
+      <w:r>
+        <w:t>тому</w:t>
+      </w:r>
+      <w:r>
+        <w:t xml:space="preserve"> таке </w:t>
+      </w:r>
+      <w:r>
+        <w:t>оцінювання неможливо зробити масовим, а значить, дієвим.</w:t>
+      </w:r>
+      <w:r>
+        <w:t xml:space="preserve"> </w:t>
+      </w:r>
+      <w:r>
+        <w:t xml:space="preserve">Треба приділити увагу засобам, які б перешкоджали несамостійному виконанню завдань студентами. </w:t>
+      </w:r>
+    </w:p>
+    <w:p>
+      <w:pPr>
+        <w:pStyle w:val="3"/>
+      </w:pPr>
+      <w:r>
+        <w:t>Фокус</w:t>
+      </w:r>
+    </w:p>
+    <w:p>
+      <w:r>
+        <w:t>З досвіду роботи першим дієвим запобіжником є заборона перемикатися на інші застосунки під час виконання контрольного завдання. Цього доволі просто досягти, коли студент працює через вікно браузера – в клієнтському скрипті треба обробити подію</w:t>
+      </w:r>
+      <w:r>
+        <w:t xml:space="preserve"> </w:t>
+      </w:r>
+      <w:r>
+        <w:t xml:space="preserve">документа </w:t>
+      </w:r>
+      <w:r>
+        <w:rPr>
+          <w:lang w:val="en-US"/>
+        </w:rPr>
+        <w:t>"visibilitychange"</w:t>
+      </w:r>
+      <w:r>
+        <w:t xml:space="preserve">, </w:t>
+      </w:r>
+      <w:r>
+        <w:t xml:space="preserve">і </w:t>
+      </w:r>
+      <w:r>
+        <w:t>рахувати в обробнику кількість втрат видимості і надсилати цю кількість разом із вирішенням, коли студент натискає кнопку «Перевірити»</w:t>
+      </w:r>
+      <w:r>
+        <w:t xml:space="preserve"> або навіть в той час, коли подія відбувається</w:t>
+      </w:r>
+      <w:r>
+        <w:t xml:space="preserve">. </w:t>
+      </w:r>
+    </w:p>
+    <w:p>
+      <w:r>
+        <w:t xml:space="preserve">Кількість втрат </w:t>
+      </w:r>
+      <w:r>
+        <w:t xml:space="preserve">видимості </w:t>
+      </w:r>
+      <w:r>
+        <w:t xml:space="preserve">буде прийнята до уваги при оцінювання завдання, найпростіше і найправильніше буде на зараховувати завдання, якщо студент </w:t>
+      </w:r>
+      <w:r>
+        <w:t>хоч раз покидав сторінку вирішення, або згортав її.</w:t>
+      </w:r>
+    </w:p>
+    <w:p>
+      <w:r>
+        <w:t xml:space="preserve">Звісно заборона покидати сторінку вирішення не виключає можливість </w:t>
+      </w:r>
+      <w:r>
+        <w:t xml:space="preserve">взагалі </w:t>
+      </w:r>
+      <w:r>
+        <w:t>користуватися допомогою, можна посадити поручь обізнаного в програм</w:t>
+      </w:r>
+      <w:r>
+        <w:t xml:space="preserve">уванні друга і друкувати те, що він продиктує, але такий сценарій не буде масовим, а то тому і статистично значущим. Важливіше, що необхідність працювати в веб-браузері позбавить студента звичного середовища розробки, що негативно вплине на результат його роботи, зробить контроль менш достовірним, а студента більш роздратованим. </w:t>
+      </w:r>
+    </w:p>
+    <w:p>
+      <w:pPr>
+        <w:pStyle w:val="3"/>
+      </w:pPr>
+      <w:r>
+        <w:t xml:space="preserve">Розширення </w:t>
+      </w:r>
+      <w:r>
+        <w:rPr>
+          <w:lang w:val="en-US"/>
+        </w:rPr>
+        <w:t>VS Code</w:t>
+      </w:r>
+      <w:r>
+        <w:t xml:space="preserve"> </w:t>
+      </w:r>
+    </w:p>
+    <w:p>
+      <w:pPr>
+        <w:rPr>
+          <w:lang w:val="en-US"/>
+        </w:rPr>
+      </w:pPr>
+      <w:r>
+        <w:t xml:space="preserve">Вихід полягає в тому, щоб зробити клієнтську частину системи не на базі веб-браузеру, а на базі розширення професійного середовища розробки. У  якості такого середовища був обраний редактор </w:t>
+      </w:r>
+      <w:r>
+        <w:rPr>
+          <w:lang w:val="en-US"/>
+        </w:rPr>
+        <w:t>VS Code.</w:t>
+      </w:r>
+      <w:r>
+        <w:t xml:space="preserve"> По-перше, за рахунок розширень він підтримує розробку будь-якою мовою програмування, по-друге, він кросплатформний, по-третє, всім відомий і популярний.</w:t>
+      </w:r>
+      <w:r>
+        <w:t xml:space="preserve"> </w:t>
+      </w:r>
+      <w:r>
+        <w:t xml:space="preserve">Розширення має </w:t>
+      </w:r>
+      <w:r>
+        <w:t xml:space="preserve">мінімальну кількість </w:t>
+      </w:r>
+      <w:r>
+        <w:t xml:space="preserve">налаштувань </w:t>
+      </w:r>
+      <w:r>
+        <w:t xml:space="preserve">– логін і </w:t>
+      </w:r>
+      <w:r>
+        <w:t>пароль</w:t>
+      </w:r>
+      <w:r>
+        <w:t xml:space="preserve"> користувача</w:t>
+      </w:r>
+      <w:r>
+        <w:t xml:space="preserve">, </w:t>
+      </w:r>
+      <w:r>
+        <w:t>посилання</w:t>
+      </w:r>
+      <w:r>
+        <w:t xml:space="preserve"> </w:t>
+      </w:r>
+      <w:r>
+        <w:t xml:space="preserve">на </w:t>
+      </w:r>
+      <w:r>
+        <w:t>служб</w:t>
+      </w:r>
+      <w:r>
+        <w:t>у</w:t>
+      </w:r>
+      <w:r>
+        <w:t xml:space="preserve"> </w:t>
+      </w:r>
+      <w:r>
+        <w:t>автоматичного задачника</w:t>
+      </w:r>
+      <w:r>
+        <w:t xml:space="preserve">, </w:t>
+      </w:r>
+      <w:r>
+        <w:t xml:space="preserve"> і </w:t>
+      </w:r>
+      <w:r>
+        <w:t xml:space="preserve">додає у </w:t>
+      </w:r>
+      <w:r>
+        <w:rPr>
+          <w:lang w:val="en-US"/>
+        </w:rPr>
+        <w:t xml:space="preserve">VS Code </w:t>
+      </w:r>
+      <w:r>
+        <w:t>дві</w:t>
+      </w:r>
+      <w:r>
+        <w:t xml:space="preserve"> команди</w:t>
+      </w:r>
+      <w:r>
+        <w:t xml:space="preserve"> – </w:t>
+      </w:r>
+      <w:r>
+        <w:rPr>
+          <w:lang w:val="en-US"/>
+        </w:rPr>
+        <w:t>Login</w:t>
+      </w:r>
+      <w:r>
+        <w:t xml:space="preserve"> і </w:t>
+      </w:r>
+      <w:r>
+        <w:rPr>
+          <w:lang w:val="en-US"/>
+        </w:rPr>
+        <w:t>Check</w:t>
+      </w:r>
+      <w:r>
+        <w:rPr>
+          <w:lang w:val="en-US"/>
+        </w:rPr>
+        <w:t xml:space="preserve">. </w:t>
+      </w:r>
+    </w:p>
+    <w:p>
+      <w:r>
+        <w:t xml:space="preserve">Команда </w:t>
+      </w:r>
+      <w:r>
+        <w:rPr>
+          <w:lang w:val="en-US"/>
+        </w:rPr>
+        <w:t>L</w:t>
+      </w:r>
+      <w:r>
+        <w:rPr>
+          <w:lang w:val="en-US"/>
+        </w:rPr>
+        <w:t>ogin</w:t>
+      </w:r>
+      <w:r>
+        <w:rPr>
+          <w:lang w:val="en-US"/>
+        </w:rPr>
+        <w:t xml:space="preserve"> </w:t>
+      </w:r>
+      <w:r>
+        <w:t>запитує у користувача назву за</w:t>
+      </w:r>
+      <w:r>
+        <w:t>вдання</w:t>
+      </w:r>
+      <w:r>
+        <w:t xml:space="preserve"> </w:t>
+      </w:r>
+      <w:r>
+        <w:t xml:space="preserve">і, отримавши її, формує запит до служби задачника. </w:t>
+      </w:r>
+      <w:r>
+        <w:t>У відповідь з</w:t>
+      </w:r>
+      <w:r>
+        <w:t xml:space="preserve">адачник надсилає завдання і розширення відкриває </w:t>
+      </w:r>
+      <w:r>
+        <w:t xml:space="preserve">користувачу </w:t>
+      </w:r>
+      <w:r>
+        <w:t>сторінку редактора з умовою задачі і початковим станом вирішення (рис3).</w:t>
+      </w:r>
+    </w:p>
+    <w:p>
+      <w:r>
+        <w:t xml:space="preserve"> Далі студент працює з кодом так, як</w:t>
+      </w:r>
+      <w:r>
+        <w:t xml:space="preserve"> він звик це робити в середовищі розробки. Він отримує допомогу у вигляді автозавершення, і форматування і при бажанні може оточити своє вирішення кодом, необхідним для його локального тестування. Це можливо завдяки вже згаданим</w:t>
+      </w:r>
+      <w:r>
+        <w:rPr>
+          <w:lang w:val="en-US"/>
+        </w:rPr>
+        <w:t xml:space="preserve"> </w:t>
+      </w:r>
+      <w:r>
+        <w:t xml:space="preserve">«дужкам» </w:t>
+      </w:r>
+      <w:r>
+        <w:rPr>
+          <w:lang w:val="en-US"/>
+        </w:rPr>
+        <w:t xml:space="preserve">BEGIN </w:t>
+      </w:r>
+      <w:r>
+        <w:t xml:space="preserve">і </w:t>
+      </w:r>
+      <w:r>
+        <w:rPr>
+          <w:lang w:val="en-US"/>
+        </w:rPr>
+        <w:t>END</w:t>
+      </w:r>
+      <w:r>
+        <w:t xml:space="preserve">, які в даному випадку відокремлюють те, що буде перевірятися службою задачника, від іншого змісту </w:t>
+      </w:r>
+      <w:r>
+        <w:t xml:space="preserve">вікна редактора. </w:t>
+      </w:r>
+    </w:p>
+    <w:p>
+      <w:r>
+        <w:lastRenderedPageBreak/>
+        <w:t xml:space="preserve">Коли вирішення буде готове (точніше, коли студент буде так вважати) він надає команду розширення </w:t>
+      </w:r>
+      <w:r>
+        <w:rPr>
+          <w:lang w:val="en-US"/>
+        </w:rPr>
+        <w:t>Check</w:t>
+      </w:r>
+      <w:r>
+        <w:t xml:space="preserve">. За цією командою зміст між рядками </w:t>
+      </w:r>
+      <w:r>
+        <w:rPr>
+          <w:lang w:val="en-US"/>
+        </w:rPr>
+        <w:t xml:space="preserve">BEGIN…END </w:t>
+      </w:r>
+      <w:r>
+        <w:t>відправляється на перевірку і автоматичний задачник відповідає результатом перевірки, який і показується користувачу. Тобто в</w:t>
+      </w:r>
+      <w:r>
+        <w:t>и</w:t>
+      </w:r>
+      <w:r>
+        <w:t>рішення задачі від</w:t>
+      </w:r>
+      <w:r>
+        <w:t>бувається за вже відомим сценарієм з тією відмінністю, що проходить не на веб-сторінці, а у професійному середовищі розробки.</w:t>
+      </w:r>
+    </w:p>
+    <w:p>
+      <w:pPr>
+        <w:pStyle w:val="3"/>
+      </w:pPr>
+      <w:r>
+        <w:t>трасування вирішень</w:t>
+      </w:r>
+    </w:p>
+    <w:p>
+      <w:pPr>
+        <w:ind w:firstLine="0"/>
+      </w:pPr>
+      <w:r>
+        <w:t xml:space="preserve">Ризики порушення доброчесності при роботі у </w:t>
+      </w:r>
+      <w:r>
+        <w:rPr>
+          <w:lang w:val="en-US"/>
+        </w:rPr>
+        <w:t xml:space="preserve">VS Code </w:t>
+      </w:r>
+      <w:r>
+        <w:t xml:space="preserve">ті самі, що і при застосування браузеру, тому і заходи їх запобігання схожі – контроль видимості вікна редактору. При роботі у </w:t>
+      </w:r>
+      <w:r>
+        <w:rPr>
+          <w:lang w:val="en-US"/>
+        </w:rPr>
+        <w:t xml:space="preserve">VS Code </w:t>
+      </w:r>
+      <w:r>
+        <w:t xml:space="preserve">ризики навіть збільшуються за рахунок </w:t>
+      </w:r>
+      <w:r>
+        <w:t>таких ШІ-</w:t>
+      </w:r>
+      <w:r>
+        <w:t xml:space="preserve">розширень </w:t>
+      </w:r>
+      <w:r>
+        <w:t xml:space="preserve">як </w:t>
+      </w:r>
+      <w:r>
+        <w:rPr>
+          <w:lang w:val="en-US"/>
+        </w:rPr>
+        <w:t xml:space="preserve">Github Copylot, ChatGPT </w:t>
+      </w:r>
+      <w:r>
+        <w:t xml:space="preserve">тощо. </w:t>
+      </w:r>
+    </w:p>
+    <w:p>
+      <w:pPr>
+        <w:ind w:firstLine="0"/>
+      </w:pPr>
+      <w:r>
+        <w:tab/>
+        <w:t xml:space="preserve">Тут може бути корисним захід, який ми назвемо трасуванням процесу вирішення. Він полягає в тому, що через певний проміжок часу </w:t>
+      </w:r>
+      <w:r>
+        <w:t>зберігається</w:t>
+      </w:r>
+      <w:r>
+        <w:t xml:space="preserve"> копія </w:t>
+      </w:r>
+      <w:r>
+        <w:t xml:space="preserve">поточного стану </w:t>
+      </w:r>
+      <w:r>
+        <w:t xml:space="preserve">коду рішення. Якщо проміжок </w:t>
+      </w:r>
+      <w:r>
+        <w:t xml:space="preserve">часу </w:t>
+      </w:r>
+      <w:r>
+        <w:t>невеликий, скажімо, три секунди, збережена послідовність копій</w:t>
+      </w:r>
+      <w:r>
+        <w:t xml:space="preserve"> дасть додаткову інформацію про вирішення.</w:t>
+      </w:r>
+    </w:p>
+    <w:p>
+      <w:pPr>
+        <w:ind w:firstLine="0"/>
+      </w:pPr>
+      <w:r>
+        <w:tab/>
+        <w:t>Щоб не перевантажувати базу даних, доцільно зберігати не самі копії, а лише різницю між двома сусідніми у часі. Зважаючи на тем, яким способом створюється код рішення, пошук різниці двох текстів можна зробити доволі простим. В більшості випадків  ця різниця у декількох додаткових символах</w:t>
+      </w:r>
+      <w:r>
+        <w:t xml:space="preserve">, які користувач встиг додати в текст за 3 секунди (рис4). </w:t>
+      </w:r>
+    </w:p>
+    <w:p>
+      <w:pPr>
+        <w:ind w:firstLine="0"/>
+      </w:pPr>
+      <w:r>
+        <w:tab/>
+        <w:t xml:space="preserve">Різниця двох текстів </w:t>
+      </w:r>
+      <w:r>
+        <w:rPr>
+          <w:lang w:val="en-US"/>
+        </w:rPr>
+        <w:t>T</w:t>
+      </w:r>
+      <w:r>
+        <w:t>2</w:t>
+      </w:r>
+      <w:r>
+        <w:rPr>
+          <w:lang w:val="en-US"/>
+        </w:rPr>
+        <w:t xml:space="preserve"> </w:t>
+      </w:r>
+      <w:r>
+        <w:t>–</w:t>
+      </w:r>
+      <w:r>
+        <w:t xml:space="preserve"> </w:t>
+      </w:r>
+      <w:r>
+        <w:rPr>
+          <w:lang w:val="en-US"/>
+        </w:rPr>
+        <w:t>T</w:t>
+      </w:r>
+      <w:r>
+        <w:t>1</w:t>
+      </w:r>
+      <w:r>
+        <w:rPr>
+          <w:lang w:val="en-US"/>
+        </w:rPr>
+        <w:t xml:space="preserve"> </w:t>
+      </w:r>
+      <w:r>
+        <w:t xml:space="preserve">це трійка </w:t>
+      </w:r>
+      <w:r>
+        <w:rPr>
+          <w:lang w:val="en-US"/>
+        </w:rPr>
+        <w:t xml:space="preserve">(l, m, r), </w:t>
+      </w:r>
+      <w:r>
+        <w:t xml:space="preserve">де </w:t>
+      </w:r>
+      <w:r>
+        <w:rPr>
+          <w:lang w:val="en-US"/>
+        </w:rPr>
+        <w:t xml:space="preserve">l – </w:t>
+      </w:r>
+      <w:r>
+        <w:t xml:space="preserve">кількість символів з початку тексту </w:t>
+      </w:r>
+      <w:r>
+        <w:rPr>
+          <w:lang w:val="en-US"/>
+        </w:rPr>
+        <w:t>T</w:t>
+      </w:r>
+      <w:r>
+        <w:t>2</w:t>
+      </w:r>
+      <w:r>
+        <w:t>, які співпадають із символами тексту</w:t>
+      </w:r>
+      <w:r>
+        <w:rPr>
+          <w:lang w:val="en-US"/>
+        </w:rPr>
+        <w:t xml:space="preserve"> T</w:t>
+      </w:r>
+      <w:r>
+        <w:t>1</w:t>
+      </w:r>
+      <w:r>
+        <w:rPr>
+          <w:lang w:val="en-US"/>
+        </w:rPr>
+        <w:t xml:space="preserve">, </w:t>
+      </w:r>
+      <w:r>
+        <w:rPr>
+          <w:lang w:val="en-US"/>
+        </w:rPr>
+        <w:t>r</w:t>
+      </w:r>
+      <w:r>
+        <w:rPr>
+          <w:lang w:val="en-US"/>
+        </w:rPr>
+        <w:t xml:space="preserve"> – </w:t>
+      </w:r>
+      <w:r>
+        <w:t xml:space="preserve">кількість символів з </w:t>
+      </w:r>
+      <w:r>
+        <w:t>кінця</w:t>
+      </w:r>
+      <w:r>
+        <w:t xml:space="preserve"> тексту </w:t>
+      </w:r>
+      <w:r>
+        <w:rPr>
+          <w:lang w:val="en-US"/>
+        </w:rPr>
+        <w:t>T</w:t>
+      </w:r>
+      <w:r>
+        <w:t>2</w:t>
+      </w:r>
+      <w:r>
+        <w:t>, які співпадають із символами тексту</w:t>
+      </w:r>
+      <w:r>
+        <w:rPr>
+          <w:lang w:val="en-US"/>
+        </w:rPr>
+        <w:t xml:space="preserve"> T</w:t>
+      </w:r>
+      <w:r>
+        <w:t>1</w:t>
+      </w:r>
+      <w:r>
+        <w:rPr>
+          <w:lang w:val="en-US"/>
+        </w:rPr>
+        <w:t xml:space="preserve">, </w:t>
+      </w:r>
+      <w:r>
+        <w:rPr>
+          <w:lang w:val="en-US"/>
+        </w:rPr>
+        <w:t xml:space="preserve">m – </w:t>
+      </w:r>
+      <w:r>
+        <w:t xml:space="preserve">частина тексту </w:t>
+      </w:r>
+      <w:r>
+        <w:rPr>
+          <w:lang w:val="en-US"/>
+        </w:rPr>
+        <w:t>T2</w:t>
+      </w:r>
+      <w:r>
+        <w:t xml:space="preserve">,  з кінця лівого співпадіння і до початку правого співпадіння. Якщо тексти </w:t>
+      </w:r>
+      <w:r>
+        <w:rPr>
+          <w:lang w:val="en-US"/>
+        </w:rPr>
+        <w:t xml:space="preserve">T1 </w:t>
+      </w:r>
+      <w:r>
+        <w:t xml:space="preserve">і </w:t>
+      </w:r>
+      <w:r>
+        <w:rPr>
+          <w:lang w:val="en-US"/>
+        </w:rPr>
+        <w:t>T2</w:t>
+      </w:r>
+      <w:r>
+        <w:t xml:space="preserve"> не співпадають, різниця обчислюється однозначно</w:t>
+      </w:r>
+      <w:r>
+        <w:t>.</w:t>
+      </w:r>
+      <w:r>
+        <w:t xml:space="preserve"> </w:t>
+      </w:r>
+      <w:r>
+        <w:t>Я</w:t>
+      </w:r>
+      <w:r>
+        <w:t>кщо тексти співпадають</w:t>
+      </w:r>
+      <w:r>
+        <w:t xml:space="preserve"> </w:t>
+      </w:r>
+      <w:r>
+        <w:rPr>
+          <w:lang w:val="en-US"/>
+        </w:rPr>
+        <w:t>T2 = T1</w:t>
+      </w:r>
+      <w:r>
+        <w:t>,</w:t>
+      </w:r>
+      <w:r>
+        <w:t xml:space="preserve"> різниця нульова, її може позначати пустий кортеж.</w:t>
+      </w:r>
+      <w:r>
+        <w:rPr>
+          <w:lang w:val="en-US"/>
+        </w:rPr>
+        <w:t xml:space="preserve"> </w:t>
+      </w:r>
+      <w:r>
+        <w:t>Якщо співпадінь зліва і справа немає зовсім, різниця становить (0</w:t>
+      </w:r>
+      <w:r>
+        <w:rPr>
+          <w:lang w:val="en-US"/>
+        </w:rPr>
+        <w:t>, T2, 0</w:t>
+      </w:r>
+      <w:r>
+        <w:t>).</w:t>
+      </w:r>
+    </w:p>
+    <w:p>
+      <w:pPr>
+        <w:ind w:firstLine="0"/>
+      </w:pPr>
+      <w:r>
+        <w:tab/>
+        <w:t xml:space="preserve">Траса вирішення дозволяє відтворити для аналізу всю послідовність копій завдяки однозначності операції відтворення </w:t>
+      </w:r>
+      <w:r>
+        <w:rPr>
+          <w:lang w:val="en-US"/>
+        </w:rPr>
+        <w:t>T2 = T1 + (l, m, r</w:t>
+      </w:r>
+      <w:r>
+        <w:rPr>
+          <w:lang w:val="en-US"/>
+        </w:rPr>
+        <w:t>)</w:t>
+      </w:r>
+      <w:r>
+        <w:t>.</w:t>
+      </w:r>
+    </w:p>
+    <w:p>
+      <w:pPr>
+        <w:ind w:firstLine="0"/>
+      </w:pPr>
+      <w:r>
+        <w:tab/>
+        <w:t>Таким чином трас</w:t>
+      </w:r>
+      <w:r>
+        <w:t>а</w:t>
+      </w:r>
+      <w:r>
+        <w:t xml:space="preserve">  вирішення</w:t>
+      </w:r>
+      <w:r>
+        <w:t xml:space="preserve"> це масив кортежів, який завжди починається з кортежу </w:t>
+      </w:r>
+      <w:r>
+        <w:rPr>
+          <w:lang w:val="en-US"/>
+        </w:rPr>
+        <w:t xml:space="preserve">(0, T0, 0), </w:t>
+      </w:r>
+      <w:r>
+        <w:t xml:space="preserve">де </w:t>
+      </w:r>
+      <w:r>
+        <w:rPr>
+          <w:lang w:val="en-US"/>
+        </w:rPr>
+        <w:t xml:space="preserve">T0 – </w:t>
+      </w:r>
+      <w:r>
+        <w:t xml:space="preserve">початковий стан коду вирішення. </w:t>
+      </w:r>
+      <w:r>
+        <w:t>М</w:t>
+      </w:r>
+      <w:r>
+        <w:t>асив кортежів</w:t>
+      </w:r>
+      <w:r>
+        <w:t xml:space="preserve"> можна перетворити на рядок</w:t>
+      </w:r>
+      <w:r>
+        <w:t xml:space="preserve">  (наприклад, у формати </w:t>
+      </w:r>
+      <w:r>
+        <w:rPr>
+          <w:lang w:val="en-US"/>
+        </w:rPr>
+        <w:t>JSON)</w:t>
+      </w:r>
+      <w:r>
+        <w:t xml:space="preserve"> і </w:t>
+      </w:r>
+      <w:r>
+        <w:t xml:space="preserve">зберігати в базі даних замість кінцевого стану коду вирішення, як то було раніше. </w:t>
+      </w:r>
+      <w:r>
+        <w:t>Т</w:t>
+      </w:r>
+    </w:p>
+    <w:p>
+      <w:r>
+        <w:t>Зробивши припущення що до середнього розміру коду  вирішення и витраченого часу, можна оцінити витрати пам’яті на збереження траси.</w:t>
+      </w:r>
+      <w:r>
+        <w:t xml:space="preserve"> </w:t>
+      </w:r>
+      <w:r>
+        <w:t xml:space="preserve">Втім </w:t>
+      </w:r>
+      <w:r>
+        <w:t>емпірична оцінка вже існуючих даних показує, що збереження траси зменшує витрати пам’яті в приблизно в півтора рази. Такий дещо парадоксальній результат пояснюється тим, що раніше копія вирішення зберігалась при кожній перевірці розв’язку задачі.</w:t>
       </w:r>
     </w:p>
     <w:p/>
     <w:p>
       <w:r>
-        <w:t>---------------------------</w:t>
+        <w:t>Хоча неможливо безпосередньо встановити</w:t>
+      </w:r>
+      <w:r>
+        <w:t>, чи приймав ШІ</w:t>
+      </w:r>
+      <w:r>
+        <w:t xml:space="preserve"> </w:t>
+      </w:r>
+      <w:r>
+        <w:t>участь у вирішенні задачі, маючи дані про втрати фокусу і трасу вирішення, це можна спробувати зробити опосередковано. (</w:t>
+      </w:r>
+      <w:r>
+        <w:rPr>
+          <w:highlight w:val="yellow"/>
+        </w:rPr>
+        <w:t>приклад діаграм</w:t>
+      </w:r>
+      <w:r>
+        <w:t>)</w:t>
       </w:r>
     </w:p>
     <w:p/>
     <w:p>
       <w:pPr>
+        <w:pStyle w:val="3"/>
+      </w:pPr>
+      <w:r>
+        <w:t>Висновки</w:t>
+      </w:r>
+    </w:p>
+    <w:p>
+      <w:r>
+        <w:t>У процесі початкового навчання програмування вправи написання програм займають центральне місце.</w:t>
+      </w:r>
+    </w:p>
+    <w:p>
+      <w:r>
+        <w:t>Протиріччя між великою кількістю завдань та обмеженими можливостями викладача може вирішити задачник із автоматичною перевіркою рішень.</w:t>
+      </w:r>
+    </w:p>
+    <w:p>
+      <w:r>
+        <w:t xml:space="preserve">Для ефективного використання всіх можливостей задачника необхідні програмні </w:t>
+      </w:r>
+      <w:r>
+        <w:t>засоби</w:t>
+      </w:r>
+      <w:r>
+        <w:t>, що розширюють базові функції задачника.</w:t>
+      </w:r>
+    </w:p>
+    <w:p>
+      <w:pPr>
         <w:ind w:firstLine="0"/>
       </w:pPr>
     </w:p>
@@ -1466,11 +2253,9 @@
         </w:rPr>
         <w:t xml:space="preserve">тература </w:t>
       </w:r>
-      <w:proofErr w:type="spellStart"/>
       <w:r>
         <w:t>References</w:t>
       </w:r>
-      <w:proofErr w:type="spellEnd"/>
     </w:p>
     <w:p>
       <w:pPr>
@@ -1538,6 +2323,7 @@
         <w:rPr>
           <w:rFonts w:eastAsia="MS Mincho"/>
         </w:rPr>
+        <w:lastRenderedPageBreak/>
         <w:t>ejudge</w:t>
       </w:r>
       <w:r>
@@ -2648,7 +3434,6 @@
   <w:style w:type="character" w:default="1" w:styleId="a0">
     <w:name w:val="Default Paragraph Font"/>
     <w:uiPriority w:val="1"/>
-    <w:semiHidden/>
     <w:unhideWhenUsed/>
   </w:style>
   <w:style w:type="table" w:default="1" w:styleId="a1">

--- a/docs/Стаття Програмування без ШІ.docx
+++ b/docs/Стаття Програмування без ШІ.docx
@@ -191,56 +191,50 @@
     </w:p>
     <w:p>
       <w:r>
-        <w:t>Відомо, що програмування є практичною дисципліною, і неможливо навчитися програмуванню без написання програм [1; 2; 9]. На початку навчання такими програмами є вирішення задач, які викладачі задають студентам, і ми зосередимося саме на таких задачах.</w:t>
-      </w:r>
-    </w:p>
-    <w:p>
-      <w:r>
-        <w:t>Задача – це специфікація програми або частини програми, написана людською мовою. Вирішення задачі полягає в написанні програмного коду, який повністю відповідає згаданій специфікації. За перевірку відповідності відповідає викладач; на її підставі він може оцінювати успішність і адаптувати викладання до реальних потреб здобувачів освіти (яких в подальшому будемо умовно називати студентами). Перевіряти, чи задовольняє написаний студентом код завданню, можна «вручну» або автоматично, за допомогою тестів [3; 4; 10]. У цьому разі тести стають складовою частиною кожної задачі. Якщо задача дається з метою контролю знань, тести приховують від студента, якщо задача дається для самостійної роботи — тести відкривають повністю або частково [4].</w:t>
-      </w:r>
-    </w:p>
-    <w:p>
-      <w:r>
-        <w:t xml:space="preserve">В курсі програмування задачі мають бути прив’язані до теорії і задаватися за зростанням складності [2; 9]. Тому одиницею навчання варто вважати не задачу, а задачник – впорядковану множину задач. Задачник для самостійної роботи може нараховувати 10–20 задач і бути відкритим для вирішення тиждень або два. Задачник для контрольної роботи — це одна, дві або три задачі, з терміном вирішення від 15 хвилин до години. Звісно, часові рамки тут лише ілюстрація, важливим є не їх значення, а їх існування. Якщо для контрольної роботи часове обмеження є </w:t>
-      </w:r>
-      <w:r>
-        <w:t>природ</w:t>
-      </w:r>
-      <w:r>
-        <w:t xml:space="preserve">ним, то для самостійної роботи його користь не так очевидна. Втім досвід показує, що обмежені в часі задачники </w:t>
-      </w:r>
-      <w:r>
-        <w:t>роблять</w:t>
-      </w:r>
-      <w:r>
-        <w:t xml:space="preserve"> студентів </w:t>
-      </w:r>
-      <w:r>
-        <w:t xml:space="preserve">біль активними </w:t>
-      </w:r>
-      <w:r>
-        <w:t>[8; 11]</w:t>
-      </w:r>
-      <w:r>
-        <w:t xml:space="preserve">. Вони вирішували більше </w:t>
-      </w:r>
-      <w:r>
-        <w:t xml:space="preserve">задач, </w:t>
-      </w:r>
-      <w:r>
-        <w:t>коли</w:t>
-      </w:r>
-      <w:r>
-        <w:t xml:space="preserve"> задачники відкривалися на тиждень</w:t>
-      </w:r>
-      <w:r>
-        <w:t>-два</w:t>
-      </w:r>
-      <w:r>
-        <w:t>, а не на семестр.</w:t>
-      </w:r>
-      <w:r>
-        <w:t xml:space="preserve"> </w:t>
+        <w:t xml:space="preserve">Відомо, що програмування є практичною дисципліною, і неможливо навчитися програмуванню без написання програм [1]. На початку навчання такими програмами є вирішення задач, які викладачі задають студентам, </w:t>
+      </w:r>
+      <w:r>
+        <w:t>у цій роботі розглядаються саме такі задачі.</w:t>
+      </w:r>
+    </w:p>
+    <w:p>
+      <w:r>
+        <w:t>Задача – це специфікація програми або частини програми, написана людською мовою. Вирішення задачі полягає в написанні програмного коду, який повністю відповідає згаданій специфікації. За перевірку відповідності відповідає викладач; на її підставі він може оцінювати успішність і адаптувати викладання до реальних потреб здобувачів освіти (</w:t>
+      </w:r>
+      <w:r>
+        <w:t>яких надалі умовно називаємо студентами</w:t>
+      </w:r>
+      <w:r>
+        <w:t>) [2]. Перевіряти, чи задовольняє написаний студентом код завданню, можна «вручну» або автоматично, за допомогою тестів. У цьому разі тести стають складовою частиною кожної задачі [3]. Якщо задача дається з метою контролю знань, тести приховують від студента, якщо задача дається для самостійної роботи — тести відкривають повністю або частково.</w:t>
+      </w:r>
+    </w:p>
+    <w:p>
+      <w:r>
+        <w:t xml:space="preserve">В курсі програмування задачі мають бути прив’язані до теорії і задаватися за зростанням складності. Тому одиницею навчання варто вважати не задачу, а задачник – впорядковану множину задач [4]. Задачник для самостійної роботи може нараховувати 10–20 задач і бути відкритим для вирішення тиждень або два. Задачник для контрольної роботи — це одна, дві або три задачі, з терміном вирішення від 15 хвилин до години. Звісно, часові рамки тут лише ілюстрація, важливим є не їх значення, а їх існування. Якщо для контрольної роботи часове обмеження є природним, то для самостійної роботи </w:t>
+      </w:r>
+      <w:r>
+        <w:t xml:space="preserve">доцільність </w:t>
+      </w:r>
+      <w:r>
+        <w:t>його</w:t>
+      </w:r>
+      <w:r>
+        <w:t xml:space="preserve"> застосування є менш очевидною</w:t>
+      </w:r>
+      <w:r>
+        <w:t xml:space="preserve">. Втім </w:t>
+      </w:r>
+      <w:r>
+        <w:t>п</w:t>
+      </w:r>
+      <w:r>
+        <w:t>рактика навчання свідчить, що</w:t>
+      </w:r>
+      <w:r>
+        <w:t xml:space="preserve"> </w:t>
+      </w:r>
+      <w:r>
+        <w:t>обмежені в часі задачники роблять студентів більш активними [5]. Вони вирішували більше задач, коли задачники відкривалися на тиждень-два, а не на семестр.</w:t>
       </w:r>
     </w:p>
     <w:p>
@@ -260,30 +254,12 @@
     </w:p>
     <w:p>
       <w:r>
-        <w:t>З огляду на групову форму навчання, яка прийнята в більшості навчальних закладів, актуальною є саме автоматична перевірка завдань. Лише вона здатна забезпечити сталість і всеосяжність контролю знань і ст</w:t>
-      </w:r>
-      <w:r>
-        <w:t>вори</w:t>
-      </w:r>
-      <w:r>
-        <w:t xml:space="preserve">ти </w:t>
-      </w:r>
-      <w:r>
-        <w:t>важли</w:t>
-      </w:r>
-      <w:r>
-        <w:t>ви</w:t>
-      </w:r>
-      <w:r>
-        <w:t>й, а для декого головний,</w:t>
-      </w:r>
-      <w:r>
-        <w:t xml:space="preserve"> стимул їх здобуття [3; 5; 10]. Додатковим бонусом автоматичної перевірки є її неупередженість, що зменшує ймовірність суперечок щодо результатів оцінювання [5; 10].</w:t>
-      </w:r>
-    </w:p>
-    <w:p>
-      <w:r>
-        <w:t>У мережі можна знайти кілька типів систем із автоматичною перевіркою рішень. Переважно це системи автоматичного оцінювання з архівами задач або без них і, опціонально, з можливістю проведення змагань із програмування. Завдання в таких системах зазвичай уніфіковані за формою: введення даних зі стандартного потоку, обчислення та виведення результатів у стандартний потік [6; 12]. Така форма задач робить їх зручними для змагань з програмування, оскільки перевірці підлягає вже скомпільована програма, а вихідний код може бути написаний будь-якою мовою з обмеженого, але широкого переліку мов програмування, що підтримуються системою [6; 7].</w:t>
+        <w:t>З огляду на групову форму навчання, яка прийнята в більшості навчальних закладів, актуальною є саме автоматична перевірка завдань. Лише вона здатна забезпечити сталість і всеосяжність контролю знань і створити важливий стимул їх здобуття [3; 6]. Додатковим бонусом автоматичної перевірки є її неупередженість, що зменшує ймовірність суперечок щодо результатів оцінювання [6].</w:t>
+      </w:r>
+    </w:p>
+    <w:p>
+      <w:r>
+        <w:t>У мережі можна знайти кілька типів систем із автоматичною перевіркою рішень. Переважно це системи автоматичного оцінювання з архівами задач або без них і, опціонально, з можливістю проведення змагань із програмування [3; 7]. Завдання в таких системах зазвичай уніфіковані за формою: введення даних зі стандартного потоку, обчислення та виведення результатів у стандартний потік [8]. Така форма задач робить їх зручними для змагань з програмування, оскільки перевірці підлягає вже скомпільована програма, а вихідний код може бути написаний будь-якою мовою з обмеженого, але широкого переліку мов програмування, що підтримуються системою [7; 9].</w:t>
       </w:r>
     </w:p>
     <w:p>
@@ -329,6 +305,7 @@
     </w:p>
     <w:p>
       <w:r>
+        <w:lastRenderedPageBreak/>
         <w:t>Форма завдан</w:t>
       </w:r>
       <w:r>
@@ -371,7 +348,6 @@
         <w:t xml:space="preserve">функції, </w:t>
       </w:r>
       <w:r>
-        <w:lastRenderedPageBreak/>
         <w:t xml:space="preserve">оголошення </w:t>
       </w:r>
       <w:r>
@@ -935,16 +911,7 @@
     </w:p>
     <w:p>
       <w:r>
-        <w:t>Виключення, які можливі при тестуванні</w:t>
-      </w:r>
-      <w:r>
-        <w:rPr>
-          <w:lang w:val="en-US"/>
-        </w:rPr>
-        <w:t xml:space="preserve">, </w:t>
-      </w:r>
-      <w:r>
-        <w:t xml:space="preserve">містять </w:t>
+        <w:t xml:space="preserve">Виключення, які можливі при тестуванні, містять </w:t>
       </w:r>
       <w:r>
         <w:t>єдине слово “</w:t>
@@ -969,6 +936,7 @@
     </w:p>
     <w:p>
       <w:r>
+        <w:lastRenderedPageBreak/>
         <w:br/>
       </w:r>
       <w:r>
@@ -989,7 +957,6 @@
           <w:i/>
           <w:iCs/>
         </w:rPr>
-        <w:lastRenderedPageBreak/>
         <w:t>Умова задачі</w:t>
       </w:r>
     </w:p>
@@ -1001,10 +968,7 @@
         <w:t>Скласти числа 1 – 2 + 3 – 4 + 5 – 6 +...- n</w:t>
       </w:r>
       <w:r>
-        <w:t xml:space="preserve">, </w:t>
-      </w:r>
-      <w:r>
-        <w:t>n &gt;= 0.</w:t>
+        <w:t>, n &gt;= 0.</w:t>
       </w:r>
       <w:r>
         <w:t xml:space="preserve"> Результат зберегти в цілій змінній </w:t>
@@ -1414,37 +1378,13 @@
     </w:p>
     <w:p>
       <w:r>
-        <w:t>О</w:t>
-      </w:r>
-      <w:r>
-        <w:t xml:space="preserve">крім головних атрибутів </w:t>
-      </w:r>
-      <w:r>
-        <w:t>–</w:t>
-      </w:r>
-      <w:r>
-        <w:t xml:space="preserve"> умови і перевірочної програми, за</w:t>
-      </w:r>
-      <w:r>
-        <w:t>дача</w:t>
-      </w:r>
-      <w:r>
-        <w:t xml:space="preserve"> має допоміжні. Це унікальний номер за</w:t>
-      </w:r>
-      <w:r>
-        <w:t>дачі</w:t>
-      </w:r>
-      <w:r>
-        <w:t>, мова програмування і первісний стан коду вирішення</w:t>
+        <w:t>Окрім головних атрибутів – умови і перевірочної програми, задача має допоміжні. Це унікальний номер задачі, мова програмування і первісний стан коду вирішення</w:t>
       </w:r>
       <w:r>
         <w:t xml:space="preserve"> (надалі подання)</w:t>
       </w:r>
       <w:r>
-        <w:t>, який надається студенту разом з умовою задачі.</w:t>
-      </w:r>
-      <w:r>
-        <w:t xml:space="preserve"> </w:t>
+        <w:t xml:space="preserve">, який надається студенту разом з умовою задачі. </w:t>
       </w:r>
       <w:r>
         <w:t>Подання</w:t>
@@ -1465,42 +1405,27 @@
         <w:t xml:space="preserve"> задачі, а також </w:t>
       </w:r>
       <w:r>
-        <w:t xml:space="preserve">уможливлює деякі форми завдань, згадані раніше, як то </w:t>
-      </w:r>
-      <w:r>
-        <w:rPr>
-          <w:lang w:val="en-US"/>
-        </w:rPr>
+        <w:t>уможливлює деякі форми завдань, згадані раніше, як то “</w:t>
+      </w:r>
+      <w:r>
+        <w:t>знайти і виправити помилку в коді</w:t>
+      </w:r>
+      <w:r>
+        <w:t>”</w:t>
+      </w:r>
+      <w:r>
+        <w:t xml:space="preserve"> або </w:t>
+      </w:r>
+      <w:r>
         <w:t>“</w:t>
       </w:r>
       <w:r>
-        <w:t>знайти і виправити помилку в коді</w:t>
-      </w:r>
-      <w:r>
-        <w:rPr>
-          <w:lang w:val="en-US"/>
-        </w:rPr>
+        <w:t>впорядкувати перемішані рядки коду</w:t>
+      </w:r>
+      <w:r>
         <w:t>”</w:t>
       </w:r>
       <w:r>
-        <w:t xml:space="preserve"> або </w:t>
-      </w:r>
-      <w:r>
-        <w:rPr>
-          <w:lang w:val="en-US"/>
-        </w:rPr>
-        <w:t>“</w:t>
-      </w:r>
-      <w:r>
-        <w:t>впорядкувати перемішані рядки коду</w:t>
-      </w:r>
-      <w:r>
-        <w:rPr>
-          <w:lang w:val="en-US"/>
-        </w:rPr>
-        <w:t>”</w:t>
-      </w:r>
-      <w:r>
         <w:t xml:space="preserve">. </w:t>
       </w:r>
       <w:r>
@@ -1586,6 +1511,7 @@
         <w:rPr>
           <w:lang w:val="uk-UA"/>
         </w:rPr>
+        <w:lastRenderedPageBreak/>
         <w:t>#END</w:t>
       </w:r>
     </w:p>
@@ -1606,6 +1532,9 @@
     <w:p>
       <w:pPr>
         <w:pStyle w:val="Code"/>
+        <w:rPr>
+          <w:lang w:val="uk-UA"/>
+        </w:rPr>
       </w:pPr>
       <w:r>
         <w:rPr>
@@ -1626,7 +1555,6 @@
           <w:b/>
           <w:bCs/>
         </w:rPr>
-        <w:lastRenderedPageBreak/>
         <w:t>Програмна система</w:t>
       </w:r>
     </w:p>
@@ -1881,10 +1809,7 @@
         <w:t xml:space="preserve">. </w:t>
       </w:r>
       <w:r>
-        <w:t>Задачі, які вже розв’язані, не показують. Студент обирає задачу і переходить на сторінку вирішення</w:t>
-      </w:r>
-      <w:r>
-        <w:t xml:space="preserve"> </w:t>
+        <w:t xml:space="preserve">Задачі, які вже розв’язані, не показують. Студент обирає задачу і переходить на сторінку вирішення </w:t>
       </w:r>
       <w:r>
         <w:t>(рис.2б)</w:t>
@@ -1904,7 +1829,7 @@
           <w:noProof/>
         </w:rPr>
         <w:drawing>
-          <wp:inline distT="0" distB="0" distL="0" distR="0" wp14:anchorId="13814BAA" wp14:editId="3BE06AC5">
+          <wp:inline distT="0" distB="0" distL="0" distR="0" wp14:anchorId="13814BAA" wp14:editId="578AEB38">
             <wp:extent cx="6096000" cy="2220214"/>
             <wp:effectExtent l="19050" t="19050" r="19050" b="27940"/>
             <wp:docPr id="585044757" name="Рисунок 5"/>
@@ -1968,7 +1893,6 @@
     <w:p/>
     <w:p>
       <w:r>
-        <w:lastRenderedPageBreak/>
         <w:t>На ній він побачить умову задачі і вікно редактору коду</w:t>
       </w:r>
       <w:r>
@@ -2737,32 +2661,29 @@
       <w:r>
         <w:t xml:space="preserve"> В разі невдачі перевірки студент продовжує роботу з кодом, і подає команду </w:t>
       </w:r>
-      <w:r>
-        <w:rPr>
-          <w:lang w:val="en-US"/>
-        </w:rPr>
+      <w:proofErr w:type="spellStart"/>
+      <w:r>
         <w:t>Check</w:t>
       </w:r>
-      <w:r>
-        <w:t xml:space="preserve"> стільки разів, скільки вважає за потрібне, аж поки час, відведений на вирішення, не вичерпається. Для зручності команди</w:t>
-      </w:r>
-      <w:r>
-        <w:rPr>
-          <w:lang w:val="en-US"/>
-        </w:rPr>
-        <w:t xml:space="preserve"> Check </w:t>
-      </w:r>
-      <w:r>
-        <w:t xml:space="preserve">і </w:t>
-      </w:r>
-      <w:r>
-        <w:rPr>
-          <w:lang w:val="en-US"/>
-        </w:rPr>
-        <w:t xml:space="preserve">Login </w:t>
-      </w:r>
-      <w:r>
-        <w:t>винесені в навігаційне меню в заголовку вікна редактора.</w:t>
+      <w:proofErr w:type="spellEnd"/>
+      <w:r>
+        <w:t xml:space="preserve"> стільки разів, скільки вважає за потрібне, аж поки час, відведений на вирішення, не вичерпається. Для зручності команди </w:t>
+      </w:r>
+      <w:proofErr w:type="spellStart"/>
+      <w:r>
+        <w:t>Check</w:t>
+      </w:r>
+      <w:proofErr w:type="spellEnd"/>
+      <w:r>
+        <w:t xml:space="preserve"> і </w:t>
+      </w:r>
+      <w:proofErr w:type="spellStart"/>
+      <w:r>
+        <w:t>Login</w:t>
+      </w:r>
+      <w:proofErr w:type="spellEnd"/>
+      <w:r>
+        <w:t xml:space="preserve"> винесені в навігаційне меню в заголовку вікна редактора.</w:t>
       </w:r>
     </w:p>
     <w:p>
@@ -2879,29 +2800,24 @@
         <w:t>Студенти можуть звертатися до</w:t>
       </w:r>
       <w:r>
-        <w:rPr>
-          <w:lang w:val="en-US"/>
-        </w:rPr>
-        <w:t xml:space="preserve"> </w:t>
-      </w:r>
-      <w:r>
-        <w:t>агентів штучного інтелекту</w:t>
-      </w:r>
-      <w:r>
-        <w:rPr>
-          <w:lang w:val="en-US"/>
-        </w:rPr>
-        <w:t xml:space="preserve">, </w:t>
-      </w:r>
-      <w:r>
-        <w:t>не покидаючи вікна</w:t>
-      </w:r>
-      <w:r>
-        <w:rPr>
-          <w:lang w:val="en-US"/>
-        </w:rPr>
-        <w:t xml:space="preserve"> VS Code</w:t>
-      </w:r>
+        <w:t xml:space="preserve"> агентів штучного інтелекту</w:t>
+      </w:r>
+      <w:r>
+        <w:t xml:space="preserve">, не покидаючи вікна </w:t>
+      </w:r>
+      <w:proofErr w:type="spellStart"/>
+      <w:r>
+        <w:t>VS</w:t>
+      </w:r>
+      <w:proofErr w:type="spellEnd"/>
+      <w:r>
+        <w:t xml:space="preserve"> </w:t>
+      </w:r>
+      <w:proofErr w:type="spellStart"/>
+      <w:r>
+        <w:t>Code</w:t>
+      </w:r>
+      <w:proofErr w:type="spellEnd"/>
       <w:r>
         <w:t xml:space="preserve">, і немає прямого способу встановити, до якого агенту відбулося звернення. Але можна запропонувати студенту не покидати вкладку, на якій відбувається розробка, це не завадить йому виконувати необхідні дії – редагування коду, запуск на виконання, відправку на перевірку. Контроль за тим, чи полишалася вкладка під час вирішення, </w:t>
       </w:r>
@@ -2923,7 +2839,6 @@
         <w:rPr>
           <w:b/>
           <w:bCs/>
-          <w:highlight w:val="yellow"/>
         </w:rPr>
         <w:t>Трасування вирішень</w:t>
       </w:r>
@@ -2933,12 +2848,7 @@
         <w:ind w:firstLine="0"/>
       </w:pPr>
       <w:r>
-        <w:rPr>
-          <w:lang w:val="en-US"/>
-        </w:rPr>
         <w:tab/>
-      </w:r>
-      <w:r>
         <w:t xml:space="preserve">Додаткову інформацію про хід вирішення може дати </w:t>
       </w:r>
       <w:r>
@@ -2971,92 +2881,179 @@
       <w:r>
         <w:t>.</w:t>
       </w:r>
-      <w:r>
-        <w:t xml:space="preserve"> </w:t>
-      </w:r>
-      <w:r>
-        <w:t>Хоча неможливо безпосередньо встановити</w:t>
-      </w:r>
-      <w:r>
-        <w:t>, чи приймав ШІ</w:t>
-      </w:r>
-      <w:r>
-        <w:t xml:space="preserve"> </w:t>
-      </w:r>
-      <w:r>
-        <w:t>участь у вирішенні задачі, маючи дані про втрати фокусу і трасу вирішення, це можна зробити опосередковано</w:t>
+    </w:p>
+    <w:p>
+      <w:r>
+        <w:t xml:space="preserve">Є підстави вважати що дані про втрату видимості і траса вирішення дозволять відрізнити розв’язки задач, зроблені студентами, від таких, що зроблені генераторами коду. </w:t>
+      </w:r>
+    </w:p>
+    <w:p>
+      <w:r>
+        <w:t xml:space="preserve">На </w:t>
+      </w:r>
+      <w:r>
+        <w:t>рис</w:t>
+      </w:r>
+      <w:r>
+        <w:t xml:space="preserve">унку </w:t>
+      </w:r>
+      <w:r>
+        <w:t>4</w:t>
+      </w:r>
+      <w:r>
+        <w:t xml:space="preserve"> показані </w:t>
+      </w:r>
+      <w:r>
+        <w:t xml:space="preserve">два </w:t>
+      </w:r>
+      <w:r>
+        <w:t>вирішення однієї задачі</w:t>
       </w:r>
       <w:r>
         <w:t xml:space="preserve">. </w:t>
       </w:r>
-    </w:p>
-    <w:p>
-      <w:r>
-        <w:t xml:space="preserve">На </w:t>
-      </w:r>
-      <w:r>
-        <w:t>рис</w:t>
-      </w:r>
-      <w:r>
-        <w:t xml:space="preserve">унку </w:t>
-      </w:r>
-      <w:r>
-        <w:t>4</w:t>
-      </w:r>
-      <w:r>
-        <w:t xml:space="preserve"> показані вирішення однієї задачі</w:t>
-      </w:r>
-      <w:r>
-        <w:t xml:space="preserve"> </w:t>
-      </w:r>
-      <w:r>
-        <w:t>дво</w:t>
-      </w:r>
-      <w:r>
-        <w:t>ма</w:t>
-      </w:r>
-      <w:r>
-        <w:t xml:space="preserve"> студент</w:t>
-      </w:r>
-      <w:r>
-        <w:t>ами. Зрозуміло, що малюнок здатний відобразити код лише в одному з багатьох збережених станів, наразі в кінцевому</w:t>
-      </w:r>
-      <w:r>
-        <w:t xml:space="preserve">, але </w:t>
-      </w:r>
-      <w:r>
-        <w:t xml:space="preserve">рухаючи </w:t>
-      </w:r>
-      <w:proofErr w:type="spellStart"/>
-      <w:r>
-        <w:t>слайдер</w:t>
-      </w:r>
-      <w:proofErr w:type="spellEnd"/>
-      <w:r>
-        <w:t xml:space="preserve"> внизу сторінки</w:t>
+      <w:r>
+        <w:t>Хоч</w:t>
+      </w:r>
+      <w:r>
+        <w:t xml:space="preserve"> малюнок </w:t>
+      </w:r>
+      <w:r>
+        <w:t>зображує</w:t>
+      </w:r>
+      <w:r>
+        <w:t xml:space="preserve"> код лише в одному з багатьох збережених станів, наразі в кінцевому</w:t>
+      </w:r>
+      <w:r>
+        <w:t xml:space="preserve">, </w:t>
+      </w:r>
+      <w:r>
+        <w:t xml:space="preserve">є </w:t>
+      </w:r>
+      <w:r>
+        <w:t>мо</w:t>
+      </w:r>
+      <w:r>
+        <w:t>ж</w:t>
+      </w:r>
+      <w:r>
+        <w:t>ливість</w:t>
+      </w:r>
+      <w:r>
+        <w:t xml:space="preserve"> побачити і всі проміжні стани.</w:t>
+      </w:r>
+      <w:r>
+        <w:t xml:space="preserve"> Для наочності побудована </w:t>
+      </w:r>
+      <w:r>
+        <w:t>стовпцева</w:t>
+      </w:r>
+      <w:r>
+        <w:t xml:space="preserve"> діаграма</w:t>
+      </w:r>
+      <w:r>
+        <w:t>, яка показує, як змінюва</w:t>
+      </w:r>
+      <w:r>
+        <w:t>вся</w:t>
+      </w:r>
+      <w:r>
+        <w:t xml:space="preserve"> з часом </w:t>
+      </w:r>
+      <w:r>
+        <w:t xml:space="preserve">об’єм </w:t>
+      </w:r>
+      <w:r>
+        <w:t>код</w:t>
+      </w:r>
+      <w:r>
+        <w:t>у</w:t>
+      </w:r>
+      <w:r>
+        <w:t xml:space="preserve"> вирішення</w:t>
+      </w:r>
+      <w:r>
+        <w:t xml:space="preserve">. </w:t>
+      </w:r>
+      <w:r>
+        <w:t xml:space="preserve">По горизонталі відкладений час, по вертикалі - </w:t>
+      </w:r>
+      <w:r>
+        <w:t>кількість символів</w:t>
+      </w:r>
+      <w:r>
+        <w:t xml:space="preserve"> </w:t>
+      </w:r>
+      <w:r>
+        <w:t>в коді вирішення</w:t>
+      </w:r>
+      <w:r>
+        <w:t xml:space="preserve">. </w:t>
+      </w:r>
+      <w:r>
+        <w:t xml:space="preserve">Зафарбована частина стовпця показує кількість доданих чи прибраних символів за одиницю часу. </w:t>
+      </w:r>
+    </w:p>
+    <w:p>
+      <w:r>
+        <w:t xml:space="preserve">На малюнку зліва </w:t>
+      </w:r>
+      <w:r>
+        <w:t xml:space="preserve">видно, що </w:t>
+      </w:r>
+      <w:r>
+        <w:t>після початкової паузи код додавався поступово</w:t>
+      </w:r>
+      <w:r>
+        <w:t xml:space="preserve"> на протязі всього часу розв’язку задачі. На малюнку справа була пауза, а потім код з’явився раптово, очевидно, що з буферу обміну. </w:t>
+      </w:r>
+      <w:r>
+        <w:t xml:space="preserve">Штрихи </w:t>
+      </w:r>
+      <w:r>
+        <w:t>з</w:t>
+      </w:r>
+      <w:r>
+        <w:t xml:space="preserve">низу помічають моменти часу, коли втрачалася </w:t>
+      </w:r>
+      <w:r>
+        <w:lastRenderedPageBreak/>
+        <w:t xml:space="preserve">видимість вікна додатку </w:t>
+      </w:r>
+      <w:r>
+        <w:t xml:space="preserve">(чорний колір) </w:t>
+      </w:r>
+      <w:r>
+        <w:t>і вікна редактора коду</w:t>
+      </w:r>
+      <w:r>
+        <w:t xml:space="preserve"> (синій колір)</w:t>
+      </w:r>
+      <w:r>
+        <w:t xml:space="preserve">. </w:t>
+      </w:r>
+      <w:r>
+        <w:t>Варто додати, що при звертанні до агенту ШІ з’являються сині штрихи. Напевно</w:t>
       </w:r>
       <w:r>
         <w:t>,</w:t>
       </w:r>
       <w:r>
-        <w:t xml:space="preserve"> мо</w:t>
-      </w:r>
-      <w:r>
-        <w:t xml:space="preserve">жна побачити і всі проміжні стани. Динаміку змін і часі також показує діаграма, яка показана в том </w:t>
-      </w:r>
-      <w:r>
-        <w:t xml:space="preserve"> </w:t>
+        <w:t xml:space="preserve"> читач здогадався, в якому з двох вирішень втручання </w:t>
+      </w:r>
+      <w:r>
+        <w:t>штучного інтелекту є більш вірогідним.</w:t>
       </w:r>
     </w:p>
     <w:p/>
+    <w:p/>
     <w:p>
       <w:r>
         <w:rPr>
           <w:noProof/>
         </w:rPr>
-        <w:lastRenderedPageBreak/>
         <w:drawing>
-          <wp:inline distT="0" distB="0" distL="0" distR="0" wp14:anchorId="64524D8D" wp14:editId="0B7C5548">
+          <wp:inline distT="0" distB="0" distL="0" distR="0" wp14:anchorId="64524D8D" wp14:editId="5F1C30D9">
             <wp:extent cx="6156325" cy="2970530"/>
             <wp:effectExtent l="19050" t="19050" r="15875" b="20320"/>
             <wp:docPr id="666186653" name="Рисунок 6"/>
@@ -3106,9 +3103,135 @@
     <w:p/>
     <w:p>
       <w:pPr>
+        <w:rPr>
+          <w:b/>
+          <w:bCs/>
+        </w:rPr>
+      </w:pPr>
+      <w:r>
+        <w:rPr>
+          <w:b/>
+          <w:bCs/>
+        </w:rPr>
+        <w:t>Оптимізація траси</w:t>
+      </w:r>
+    </w:p>
+    <w:p>
+      <w:pPr>
+        <w:rPr>
+          <w:lang w:val="en-US"/>
+        </w:rPr>
+      </w:pPr>
+      <w:r>
+        <w:t xml:space="preserve">Збереження траси розв’язку може бути доволі обтяжливим для </w:t>
+      </w:r>
+      <w:r>
+        <w:t xml:space="preserve">додатку, якщо не вжити ніяких засобів для економії ресурсів. Очевидним заходом є збереження не самих копій тексту, а лише різниць між двома сусідніми в часі копіями. </w:t>
+      </w:r>
+    </w:p>
+    <w:p>
+      <w:r>
+        <w:t>Відомо, що пошук відмінностей між двома текстами базується на алгоритмі пошуку найбільшого спільного рядка для цих текстів, який має часову складн</w:t>
+      </w:r>
+      <w:r>
+        <w:t>і</w:t>
+      </w:r>
+      <w:r>
+        <w:t xml:space="preserve">сть </w:t>
+      </w:r>
+      <w:r>
+        <w:t xml:space="preserve"> </w:t>
+      </w:r>
+      <w:r>
+        <w:rPr>
+          <w:lang w:val="en-US"/>
+        </w:rPr>
+        <w:t xml:space="preserve">O(n^2). </w:t>
+      </w:r>
+      <w:r>
+        <w:t>Але з огляду на те, яким способом створюються ті тексти, обчислення різниці можна спростити. Дійсно, в  більшості випадків наступний текст відрізняється від попереднього лише декількома символами, які користувач встиг надрукувати або стерти за короткий проміжок часу.</w:t>
+      </w:r>
+    </w:p>
+    <w:p>
+      <w:pPr>
+        <w:rPr>
+          <w:highlight w:val="yellow"/>
+        </w:rPr>
+      </w:pPr>
+      <w:r>
+        <w:rPr>
+          <w:highlight w:val="yellow"/>
+        </w:rPr>
+        <w:t>Домовимося, що р</w:t>
+      </w:r>
+      <w:r>
+        <w:rPr>
+          <w:highlight w:val="yellow"/>
+        </w:rPr>
+        <w:t>ізниця двох текстів T2 – T1 це трійка (l, m, r), де l – кількість символів з початку тексту T2, які співпадають із символами тексту T1, r – кількість символів з кінця тексту T2, які співпадають із символами тексту T1, m – частина тексту T2,  з кінця лівого співпадіння і до початку правого співпадіння. Якщо тексти T1 і T2 не співпадають, різниця обчислюється однозначно. Якщо тексти співпадають T2 = T1, різниця нульова, її може позначати пустий кортеж. Якщо співпадінь зліва і справа немає зовсім, різниця становить (0, T2, 0).</w:t>
+      </w:r>
+    </w:p>
+    <w:p>
+      <w:pPr>
+        <w:rPr>
+          <w:highlight w:val="yellow"/>
+        </w:rPr>
+      </w:pPr>
+      <w:r>
+        <w:rPr>
+          <w:highlight w:val="yellow"/>
+        </w:rPr>
+        <w:tab/>
+        <w:t>Траса вирішення дозволяє відтворити для аналізу всю послідовність копій завдяки однозначності операції відтворення T2 = T1 + (l, m, r).</w:t>
+      </w:r>
+    </w:p>
+    <w:p>
+      <w:pPr>
+        <w:rPr>
+          <w:highlight w:val="yellow"/>
+        </w:rPr>
+      </w:pPr>
+      <w:r>
+        <w:rPr>
+          <w:highlight w:val="yellow"/>
+        </w:rPr>
+        <w:tab/>
+        <w:t xml:space="preserve">Таким чином траса  вирішення це масив кортежів, який завжди починається з кортежу (0, T0, 0), де T0 – початковий стан коду вирішення. Масив кортежів можна перетворити на рядок  (наприклад, у формати </w:t>
+      </w:r>
+      <w:proofErr w:type="spellStart"/>
+      <w:r>
+        <w:rPr>
+          <w:highlight w:val="yellow"/>
+        </w:rPr>
+        <w:t>JSON</w:t>
+      </w:r>
+      <w:proofErr w:type="spellEnd"/>
+      <w:r>
+        <w:rPr>
+          <w:highlight w:val="yellow"/>
+        </w:rPr>
+        <w:t>) і зберігати в базі даних замість кінцевого стану коду вирішення, як то було раніше. Т</w:t>
+      </w:r>
+    </w:p>
+    <w:p>
+      <w:r>
+        <w:rPr>
+          <w:highlight w:val="yellow"/>
+        </w:rPr>
+        <w:t>Зробивши припущення що до середнього розміру коду  вирішення и витраченого часу, можна оцінити витрати пам’яті на збереження траси. Втім емпірична оцінка вже існуючих даних показує, що збереження траси зменшує витрати пам’яті в приблизно в півтора рази. Такий дещо парадоксальній результат пояснюється тим, що раніше копія вирішення зберігалась при кожній перевірці розв’язку задачі.</w:t>
+      </w:r>
+    </w:p>
+    <w:p/>
+    <w:p/>
+    <w:p/>
+    <w:p/>
+    <w:p/>
+    <w:p>
+      <w:pPr>
         <w:pStyle w:val="3"/>
       </w:pPr>
       <w:r>
+        <w:lastRenderedPageBreak/>
         <w:t>Висновки</w:t>
       </w:r>
     </w:p>
@@ -3157,8 +3280,14 @@
       </w:r>
     </w:p>
     <w:p>
-      <w:r>
-        <w:rPr>
+      <w:pPr>
+        <w:rPr>
+          <w:noProof/>
+        </w:rPr>
+      </w:pPr>
+      <w:r>
+        <w:rPr>
+          <w:noProof/>
           <w:highlight w:val="lightGray"/>
         </w:rPr>
         <w:t>Перелік джерел</w:t>
@@ -3168,1069 +3297,199 @@
       <w:pPr>
         <w:numPr>
           <w:ilvl w:val="0"/>
-          <w:numId w:val="2"/>
+          <w:numId w:val="3"/>
         </w:numPr>
-      </w:pPr>
-      <w:proofErr w:type="spellStart"/>
-      <w:r>
-        <w:t>Seymour</w:t>
-      </w:r>
-      <w:proofErr w:type="spellEnd"/>
-      <w:r>
-        <w:t xml:space="preserve"> </w:t>
-      </w:r>
-      <w:proofErr w:type="spellStart"/>
-      <w:r>
-        <w:t>Papert</w:t>
-      </w:r>
-      <w:proofErr w:type="spellEnd"/>
-      <w:r>
-        <w:t xml:space="preserve"> </w:t>
-      </w:r>
-      <w:proofErr w:type="spellStart"/>
-      <w:r>
-        <w:t>Mindstorms</w:t>
-      </w:r>
-      <w:proofErr w:type="spellEnd"/>
-      <w:r>
-        <w:t xml:space="preserve">: </w:t>
-      </w:r>
-      <w:proofErr w:type="spellStart"/>
-      <w:r>
-        <w:t>Children</w:t>
-      </w:r>
-      <w:proofErr w:type="spellEnd"/>
-      <w:r>
-        <w:t xml:space="preserve">, </w:t>
-      </w:r>
-      <w:proofErr w:type="spellStart"/>
-      <w:r>
-        <w:t>Computers</w:t>
-      </w:r>
-      <w:proofErr w:type="spellEnd"/>
-      <w:r>
-        <w:t xml:space="preserve">, </w:t>
-      </w:r>
-      <w:proofErr w:type="spellStart"/>
-      <w:r>
-        <w:t>and</w:t>
-      </w:r>
-      <w:proofErr w:type="spellEnd"/>
-      <w:r>
-        <w:t xml:space="preserve"> </w:t>
-      </w:r>
-      <w:proofErr w:type="spellStart"/>
-      <w:r>
-        <w:t>Powerful</w:t>
-      </w:r>
-      <w:proofErr w:type="spellEnd"/>
-      <w:r>
-        <w:t xml:space="preserve"> </w:t>
-      </w:r>
-      <w:proofErr w:type="spellStart"/>
-      <w:r>
-        <w:t>Ideas</w:t>
-      </w:r>
-      <w:proofErr w:type="spellEnd"/>
-      <w:r>
-        <w:t xml:space="preserve">. </w:t>
-      </w:r>
-      <w:proofErr w:type="spellStart"/>
-      <w:r>
-        <w:t>New</w:t>
-      </w:r>
-      <w:proofErr w:type="spellEnd"/>
-      <w:r>
-        <w:t xml:space="preserve"> </w:t>
-      </w:r>
-      <w:proofErr w:type="spellStart"/>
-      <w:r>
-        <w:t>York</w:t>
-      </w:r>
-      <w:proofErr w:type="spellEnd"/>
-      <w:r>
-        <w:t xml:space="preserve">: </w:t>
-      </w:r>
-      <w:proofErr w:type="spellStart"/>
-      <w:r>
-        <w:t>Basic</w:t>
-      </w:r>
-      <w:proofErr w:type="spellEnd"/>
-      <w:r>
-        <w:t xml:space="preserve"> </w:t>
-      </w:r>
-      <w:proofErr w:type="spellStart"/>
-      <w:r>
-        <w:t>Books</w:t>
-      </w:r>
-      <w:proofErr w:type="spellEnd"/>
-      <w:r>
-        <w:t xml:space="preserve">, 1980. </w:t>
+        <w:rPr>
+          <w:noProof/>
+        </w:rPr>
+      </w:pPr>
+      <w:r>
+        <w:rPr>
+          <w:noProof/>
+        </w:rPr>
+        <w:t>Robins A., Rountree J., Rountree N. Learning and Teaching Programming: A Review and Discussion // Computer Science Education. 2003. Vol. 13, No. 2. P. 137–172.</w:t>
       </w:r>
     </w:p>
     <w:p>
       <w:pPr>
         <w:numPr>
           <w:ilvl w:val="0"/>
-          <w:numId w:val="2"/>
+          <w:numId w:val="3"/>
         </w:numPr>
-      </w:pPr>
-      <w:proofErr w:type="spellStart"/>
-      <w:r>
-        <w:t>Richard</w:t>
-      </w:r>
-      <w:proofErr w:type="spellEnd"/>
-      <w:r>
-        <w:t xml:space="preserve"> E. </w:t>
-      </w:r>
-      <w:proofErr w:type="spellStart"/>
-      <w:r>
-        <w:t>Mayer</w:t>
-      </w:r>
-      <w:proofErr w:type="spellEnd"/>
-      <w:r>
-        <w:t xml:space="preserve"> </w:t>
-      </w:r>
-      <w:proofErr w:type="spellStart"/>
-      <w:r>
-        <w:t>Learning</w:t>
-      </w:r>
-      <w:proofErr w:type="spellEnd"/>
-      <w:r>
-        <w:t xml:space="preserve"> </w:t>
-      </w:r>
-      <w:proofErr w:type="spellStart"/>
-      <w:r>
-        <w:t>and</w:t>
-      </w:r>
-      <w:proofErr w:type="spellEnd"/>
-      <w:r>
-        <w:t xml:space="preserve"> </w:t>
-      </w:r>
-      <w:proofErr w:type="spellStart"/>
-      <w:r>
-        <w:t>Instruction</w:t>
-      </w:r>
-      <w:proofErr w:type="spellEnd"/>
-      <w:r>
-        <w:t xml:space="preserve">. 2nd </w:t>
-      </w:r>
-      <w:proofErr w:type="spellStart"/>
-      <w:r>
-        <w:t>ed</w:t>
-      </w:r>
-      <w:proofErr w:type="spellEnd"/>
-      <w:r>
-        <w:t xml:space="preserve">. </w:t>
-      </w:r>
-      <w:proofErr w:type="spellStart"/>
-      <w:r>
-        <w:t>Upper</w:t>
-      </w:r>
-      <w:proofErr w:type="spellEnd"/>
-      <w:r>
-        <w:t xml:space="preserve"> </w:t>
-      </w:r>
-      <w:proofErr w:type="spellStart"/>
-      <w:r>
-        <w:t>Saddle</w:t>
-      </w:r>
-      <w:proofErr w:type="spellEnd"/>
-      <w:r>
-        <w:t xml:space="preserve"> </w:t>
-      </w:r>
-      <w:proofErr w:type="spellStart"/>
-      <w:r>
-        <w:t>River</w:t>
-      </w:r>
-      <w:proofErr w:type="spellEnd"/>
-      <w:r>
-        <w:t xml:space="preserve">: </w:t>
-      </w:r>
-      <w:proofErr w:type="spellStart"/>
-      <w:r>
-        <w:t>Pearson</w:t>
-      </w:r>
-      <w:proofErr w:type="spellEnd"/>
-      <w:r>
-        <w:t xml:space="preserve">, 2008. </w:t>
+        <w:rPr>
+          <w:noProof/>
+        </w:rPr>
+      </w:pPr>
+      <w:r>
+        <w:rPr>
+          <w:noProof/>
+        </w:rPr>
+        <w:t>Lahtinen E., Ala-Mutka K., Järvinen H.-M. A Study of the Difficulties of Novice Programmers // ITiCSE. 2005. P. 14–18.</w:t>
       </w:r>
     </w:p>
     <w:p>
       <w:pPr>
         <w:numPr>
           <w:ilvl w:val="0"/>
-          <w:numId w:val="2"/>
+          <w:numId w:val="3"/>
         </w:numPr>
-      </w:pPr>
-      <w:proofErr w:type="spellStart"/>
-      <w:r>
-        <w:t>Douce</w:t>
-      </w:r>
-      <w:proofErr w:type="spellEnd"/>
-      <w:r>
-        <w:t xml:space="preserve"> C., </w:t>
-      </w:r>
-      <w:proofErr w:type="spellStart"/>
-      <w:r>
-        <w:t>Livingstone</w:t>
-      </w:r>
-      <w:proofErr w:type="spellEnd"/>
-      <w:r>
-        <w:t xml:space="preserve"> D., </w:t>
-      </w:r>
-      <w:proofErr w:type="spellStart"/>
-      <w:r>
-        <w:t>Orwell</w:t>
-      </w:r>
-      <w:proofErr w:type="spellEnd"/>
-      <w:r>
-        <w:t xml:space="preserve"> J. </w:t>
-      </w:r>
-      <w:proofErr w:type="spellStart"/>
-      <w:r>
-        <w:t>Automatic</w:t>
-      </w:r>
-      <w:proofErr w:type="spellEnd"/>
-      <w:r>
-        <w:t xml:space="preserve"> </w:t>
-      </w:r>
-      <w:proofErr w:type="spellStart"/>
-      <w:r>
-        <w:t>test-based</w:t>
-      </w:r>
-      <w:proofErr w:type="spellEnd"/>
-      <w:r>
-        <w:t xml:space="preserve"> </w:t>
-      </w:r>
-      <w:proofErr w:type="spellStart"/>
-      <w:r>
-        <w:t>assessment</w:t>
-      </w:r>
-      <w:proofErr w:type="spellEnd"/>
-      <w:r>
-        <w:t xml:space="preserve"> </w:t>
-      </w:r>
-      <w:proofErr w:type="spellStart"/>
-      <w:r>
-        <w:t>of</w:t>
-      </w:r>
-      <w:proofErr w:type="spellEnd"/>
-      <w:r>
-        <w:t xml:space="preserve"> </w:t>
-      </w:r>
-      <w:proofErr w:type="spellStart"/>
-      <w:r>
-        <w:t>programming</w:t>
-      </w:r>
-      <w:proofErr w:type="spellEnd"/>
-      <w:r>
-        <w:t xml:space="preserve">: A </w:t>
-      </w:r>
-      <w:proofErr w:type="spellStart"/>
-      <w:r>
-        <w:t>review</w:t>
-      </w:r>
-      <w:proofErr w:type="spellEnd"/>
-      <w:r>
-        <w:t xml:space="preserve"> // </w:t>
-      </w:r>
-      <w:proofErr w:type="spellStart"/>
-      <w:r>
-        <w:t>Journal</w:t>
-      </w:r>
-      <w:proofErr w:type="spellEnd"/>
-      <w:r>
-        <w:t xml:space="preserve"> </w:t>
-      </w:r>
-      <w:proofErr w:type="spellStart"/>
-      <w:r>
-        <w:t>of</w:t>
-      </w:r>
-      <w:proofErr w:type="spellEnd"/>
-      <w:r>
-        <w:t xml:space="preserve"> </w:t>
-      </w:r>
-      <w:proofErr w:type="spellStart"/>
-      <w:r>
-        <w:t>Educational</w:t>
-      </w:r>
-      <w:proofErr w:type="spellEnd"/>
-      <w:r>
-        <w:t xml:space="preserve"> </w:t>
-      </w:r>
-      <w:proofErr w:type="spellStart"/>
-      <w:r>
-        <w:t>Resources</w:t>
-      </w:r>
-      <w:proofErr w:type="spellEnd"/>
-      <w:r>
-        <w:t xml:space="preserve"> </w:t>
-      </w:r>
-      <w:proofErr w:type="spellStart"/>
-      <w:r>
-        <w:t>in</w:t>
-      </w:r>
-      <w:proofErr w:type="spellEnd"/>
-      <w:r>
-        <w:t xml:space="preserve"> </w:t>
-      </w:r>
-      <w:proofErr w:type="spellStart"/>
-      <w:r>
-        <w:t>Computing</w:t>
-      </w:r>
-      <w:proofErr w:type="spellEnd"/>
-      <w:r>
-        <w:t xml:space="preserve">. 2005. </w:t>
-      </w:r>
-      <w:proofErr w:type="spellStart"/>
-      <w:r>
-        <w:t>Vol</w:t>
-      </w:r>
-      <w:proofErr w:type="spellEnd"/>
-      <w:r>
-        <w:t xml:space="preserve">. 5, № 3. </w:t>
+        <w:rPr>
+          <w:noProof/>
+        </w:rPr>
+      </w:pPr>
+      <w:r>
+        <w:rPr>
+          <w:noProof/>
+        </w:rPr>
+        <w:t>Ihantola P. et al. Review of Recent Systems for Automatic Assessment of Programming Assignments // Koli Calling. 2010. P. 86–93.</w:t>
       </w:r>
     </w:p>
     <w:p>
       <w:pPr>
         <w:numPr>
           <w:ilvl w:val="0"/>
-          <w:numId w:val="2"/>
+          <w:numId w:val="3"/>
         </w:numPr>
-      </w:pPr>
-      <w:proofErr w:type="spellStart"/>
-      <w:r>
-        <w:t>Ala-Mutka</w:t>
-      </w:r>
-      <w:proofErr w:type="spellEnd"/>
-      <w:r>
-        <w:t xml:space="preserve"> K. A </w:t>
-      </w:r>
-      <w:proofErr w:type="spellStart"/>
-      <w:r>
-        <w:t>survey</w:t>
-      </w:r>
-      <w:proofErr w:type="spellEnd"/>
-      <w:r>
-        <w:t xml:space="preserve"> </w:t>
-      </w:r>
-      <w:proofErr w:type="spellStart"/>
-      <w:r>
-        <w:t>of</w:t>
-      </w:r>
-      <w:proofErr w:type="spellEnd"/>
-      <w:r>
-        <w:t xml:space="preserve"> </w:t>
-      </w:r>
-      <w:proofErr w:type="spellStart"/>
-      <w:r>
-        <w:t>automated</w:t>
-      </w:r>
-      <w:proofErr w:type="spellEnd"/>
-      <w:r>
-        <w:t xml:space="preserve"> </w:t>
-      </w:r>
-      <w:proofErr w:type="spellStart"/>
-      <w:r>
-        <w:t>assessment</w:t>
-      </w:r>
-      <w:proofErr w:type="spellEnd"/>
-      <w:r>
-        <w:t xml:space="preserve"> </w:t>
-      </w:r>
-      <w:proofErr w:type="spellStart"/>
-      <w:r>
-        <w:t>approaches</w:t>
-      </w:r>
-      <w:proofErr w:type="spellEnd"/>
-      <w:r>
-        <w:t xml:space="preserve"> </w:t>
-      </w:r>
-      <w:proofErr w:type="spellStart"/>
-      <w:r>
-        <w:t>for</w:t>
-      </w:r>
-      <w:proofErr w:type="spellEnd"/>
-      <w:r>
-        <w:t xml:space="preserve"> </w:t>
-      </w:r>
-      <w:proofErr w:type="spellStart"/>
-      <w:r>
-        <w:t>programming</w:t>
-      </w:r>
-      <w:proofErr w:type="spellEnd"/>
-      <w:r>
-        <w:t xml:space="preserve"> </w:t>
-      </w:r>
-      <w:proofErr w:type="spellStart"/>
-      <w:r>
-        <w:t>assignments</w:t>
-      </w:r>
-      <w:proofErr w:type="spellEnd"/>
-      <w:r>
-        <w:t xml:space="preserve"> // </w:t>
-      </w:r>
-      <w:proofErr w:type="spellStart"/>
-      <w:r>
-        <w:t>Computer</w:t>
-      </w:r>
-      <w:proofErr w:type="spellEnd"/>
-      <w:r>
-        <w:t xml:space="preserve"> </w:t>
-      </w:r>
-      <w:proofErr w:type="spellStart"/>
-      <w:r>
-        <w:t>Science</w:t>
-      </w:r>
-      <w:proofErr w:type="spellEnd"/>
-      <w:r>
-        <w:t xml:space="preserve"> </w:t>
-      </w:r>
-      <w:proofErr w:type="spellStart"/>
-      <w:r>
-        <w:t>Education</w:t>
-      </w:r>
-      <w:proofErr w:type="spellEnd"/>
-      <w:r>
-        <w:t xml:space="preserve">. 2005. </w:t>
-      </w:r>
-      <w:proofErr w:type="spellStart"/>
-      <w:r>
-        <w:t>Vol</w:t>
-      </w:r>
-      <w:proofErr w:type="spellEnd"/>
-      <w:r>
-        <w:t xml:space="preserve">. 15, № 2. </w:t>
+        <w:rPr>
+          <w:noProof/>
+        </w:rPr>
+      </w:pPr>
+      <w:r>
+        <w:rPr>
+          <w:noProof/>
+        </w:rPr>
+        <w:t>Verhoeff T. Programming Task Packages: Design and Use // ITiCSE. 2004. P. 230–234.</w:t>
       </w:r>
     </w:p>
     <w:p>
       <w:pPr>
         <w:numPr>
           <w:ilvl w:val="0"/>
-          <w:numId w:val="2"/>
+          <w:numId w:val="3"/>
         </w:numPr>
-      </w:pPr>
-      <w:proofErr w:type="spellStart"/>
-      <w:r>
-        <w:t>Cheang</w:t>
-      </w:r>
-      <w:proofErr w:type="spellEnd"/>
-      <w:r>
-        <w:t xml:space="preserve"> B., </w:t>
-      </w:r>
-      <w:proofErr w:type="spellStart"/>
-      <w:r>
-        <w:t>Kurnia</w:t>
-      </w:r>
-      <w:proofErr w:type="spellEnd"/>
-      <w:r>
-        <w:t xml:space="preserve"> A., </w:t>
-      </w:r>
-      <w:proofErr w:type="spellStart"/>
-      <w:r>
-        <w:t>Lim</w:t>
-      </w:r>
-      <w:proofErr w:type="spellEnd"/>
-      <w:r>
-        <w:t xml:space="preserve"> A., </w:t>
-      </w:r>
-      <w:proofErr w:type="spellStart"/>
-      <w:r>
-        <w:t>Oon</w:t>
-      </w:r>
-      <w:proofErr w:type="spellEnd"/>
-      <w:r>
-        <w:t xml:space="preserve"> W.-C. </w:t>
-      </w:r>
-      <w:proofErr w:type="spellStart"/>
-      <w:r>
-        <w:t>On</w:t>
-      </w:r>
-      <w:proofErr w:type="spellEnd"/>
-      <w:r>
-        <w:t xml:space="preserve"> </w:t>
-      </w:r>
-      <w:proofErr w:type="spellStart"/>
-      <w:r>
-        <w:t>automated</w:t>
-      </w:r>
-      <w:proofErr w:type="spellEnd"/>
-      <w:r>
-        <w:t xml:space="preserve"> </w:t>
-      </w:r>
-      <w:proofErr w:type="spellStart"/>
-      <w:r>
-        <w:t>grading</w:t>
-      </w:r>
-      <w:proofErr w:type="spellEnd"/>
-      <w:r>
-        <w:t xml:space="preserve"> </w:t>
-      </w:r>
-      <w:proofErr w:type="spellStart"/>
-      <w:r>
-        <w:t>of</w:t>
-      </w:r>
-      <w:proofErr w:type="spellEnd"/>
-      <w:r>
-        <w:t xml:space="preserve"> </w:t>
-      </w:r>
-      <w:proofErr w:type="spellStart"/>
-      <w:r>
-        <w:t>programming</w:t>
-      </w:r>
-      <w:proofErr w:type="spellEnd"/>
-      <w:r>
-        <w:t xml:space="preserve"> </w:t>
-      </w:r>
-      <w:proofErr w:type="spellStart"/>
-      <w:r>
-        <w:t>assignments</w:t>
-      </w:r>
-      <w:proofErr w:type="spellEnd"/>
-      <w:r>
-        <w:t xml:space="preserve"> </w:t>
-      </w:r>
-      <w:proofErr w:type="spellStart"/>
-      <w:r>
-        <w:t>in</w:t>
-      </w:r>
-      <w:proofErr w:type="spellEnd"/>
-      <w:r>
-        <w:t xml:space="preserve"> </w:t>
-      </w:r>
-      <w:proofErr w:type="spellStart"/>
-      <w:r>
-        <w:t>an</w:t>
-      </w:r>
-      <w:proofErr w:type="spellEnd"/>
-      <w:r>
-        <w:t xml:space="preserve"> </w:t>
-      </w:r>
-      <w:proofErr w:type="spellStart"/>
-      <w:r>
-        <w:t>academic</w:t>
-      </w:r>
-      <w:proofErr w:type="spellEnd"/>
-      <w:r>
-        <w:t xml:space="preserve"> </w:t>
-      </w:r>
-      <w:proofErr w:type="spellStart"/>
-      <w:r>
-        <w:t>institution</w:t>
-      </w:r>
-      <w:proofErr w:type="spellEnd"/>
-      <w:r>
-        <w:t xml:space="preserve"> // </w:t>
-      </w:r>
-      <w:proofErr w:type="spellStart"/>
-      <w:r>
-        <w:t>Computers</w:t>
-      </w:r>
-      <w:proofErr w:type="spellEnd"/>
-      <w:r>
-        <w:t xml:space="preserve"> &amp; </w:t>
-      </w:r>
-      <w:proofErr w:type="spellStart"/>
-      <w:r>
-        <w:t>Education</w:t>
-      </w:r>
-      <w:proofErr w:type="spellEnd"/>
-      <w:r>
-        <w:t xml:space="preserve">. 2003. </w:t>
-      </w:r>
-      <w:proofErr w:type="spellStart"/>
-      <w:r>
-        <w:t>Vol</w:t>
-      </w:r>
-      <w:proofErr w:type="spellEnd"/>
-      <w:r>
-        <w:t xml:space="preserve">. 41, № 2. </w:t>
+        <w:rPr>
+          <w:noProof/>
+        </w:rPr>
+      </w:pPr>
+      <w:r>
+        <w:rPr>
+          <w:noProof/>
+        </w:rPr>
+        <w:t>Edwards S. H. et al. Improving Student Engagement with Frequent, Low-Stakes Assignments // ACM Transactions on Computing Education. 2022.</w:t>
       </w:r>
     </w:p>
     <w:p>
       <w:pPr>
         <w:numPr>
           <w:ilvl w:val="0"/>
-          <w:numId w:val="2"/>
+          <w:numId w:val="3"/>
         </w:numPr>
-      </w:pPr>
-      <w:proofErr w:type="spellStart"/>
-      <w:r>
-        <w:t>Revilla</w:t>
-      </w:r>
-      <w:proofErr w:type="spellEnd"/>
-      <w:r>
-        <w:t xml:space="preserve"> M., </w:t>
-      </w:r>
-      <w:proofErr w:type="spellStart"/>
-      <w:r>
-        <w:t>Manzoor</w:t>
-      </w:r>
-      <w:proofErr w:type="spellEnd"/>
-      <w:r>
-        <w:t xml:space="preserve"> S., </w:t>
-      </w:r>
-      <w:proofErr w:type="spellStart"/>
-      <w:r>
-        <w:t>Liu</w:t>
-      </w:r>
-      <w:proofErr w:type="spellEnd"/>
-      <w:r>
-        <w:t xml:space="preserve"> R. </w:t>
-      </w:r>
-      <w:proofErr w:type="spellStart"/>
-      <w:r>
-        <w:t>Competitive</w:t>
-      </w:r>
-      <w:proofErr w:type="spellEnd"/>
-      <w:r>
-        <w:t xml:space="preserve"> </w:t>
-      </w:r>
-      <w:proofErr w:type="spellStart"/>
-      <w:r>
-        <w:t>learning</w:t>
-      </w:r>
-      <w:proofErr w:type="spellEnd"/>
-      <w:r>
-        <w:t xml:space="preserve"> </w:t>
-      </w:r>
-      <w:proofErr w:type="spellStart"/>
-      <w:r>
-        <w:t>in</w:t>
-      </w:r>
-      <w:proofErr w:type="spellEnd"/>
-      <w:r>
-        <w:t xml:space="preserve"> </w:t>
-      </w:r>
-      <w:proofErr w:type="spellStart"/>
-      <w:r>
-        <w:t>informatics</w:t>
-      </w:r>
-      <w:proofErr w:type="spellEnd"/>
-      <w:r>
-        <w:t xml:space="preserve">: </w:t>
-      </w:r>
-      <w:proofErr w:type="spellStart"/>
-      <w:r>
-        <w:t>The</w:t>
-      </w:r>
-      <w:proofErr w:type="spellEnd"/>
-      <w:r>
-        <w:t xml:space="preserve"> </w:t>
-      </w:r>
-      <w:proofErr w:type="spellStart"/>
-      <w:r>
-        <w:t>UVa</w:t>
-      </w:r>
-      <w:proofErr w:type="spellEnd"/>
-      <w:r>
-        <w:t xml:space="preserve"> </w:t>
-      </w:r>
-      <w:proofErr w:type="spellStart"/>
-      <w:r>
-        <w:t>Online</w:t>
-      </w:r>
-      <w:proofErr w:type="spellEnd"/>
-      <w:r>
-        <w:t xml:space="preserve"> </w:t>
-      </w:r>
-      <w:proofErr w:type="spellStart"/>
-      <w:r>
-        <w:t>Judge</w:t>
-      </w:r>
-      <w:proofErr w:type="spellEnd"/>
-      <w:r>
-        <w:t xml:space="preserve"> </w:t>
-      </w:r>
-      <w:proofErr w:type="spellStart"/>
-      <w:r>
-        <w:t>experience</w:t>
-      </w:r>
-      <w:proofErr w:type="spellEnd"/>
-      <w:r>
-        <w:t xml:space="preserve"> // </w:t>
-      </w:r>
-      <w:proofErr w:type="spellStart"/>
-      <w:r>
-        <w:t>Olympiads</w:t>
-      </w:r>
-      <w:proofErr w:type="spellEnd"/>
-      <w:r>
-        <w:t xml:space="preserve"> </w:t>
-      </w:r>
-      <w:proofErr w:type="spellStart"/>
-      <w:r>
-        <w:t>in</w:t>
-      </w:r>
-      <w:proofErr w:type="spellEnd"/>
-      <w:r>
-        <w:t xml:space="preserve"> </w:t>
-      </w:r>
-      <w:proofErr w:type="spellStart"/>
-      <w:r>
-        <w:t>Informatics</w:t>
-      </w:r>
-      <w:proofErr w:type="spellEnd"/>
-      <w:r>
-        <w:t xml:space="preserve">. 2008. </w:t>
-      </w:r>
-      <w:proofErr w:type="spellStart"/>
-      <w:r>
-        <w:t>Vol</w:t>
-      </w:r>
-      <w:proofErr w:type="spellEnd"/>
-      <w:r>
-        <w:t xml:space="preserve">. 2. </w:t>
+        <w:rPr>
+          <w:noProof/>
+        </w:rPr>
+      </w:pPr>
+      <w:r>
+        <w:rPr>
+          <w:noProof/>
+        </w:rPr>
+        <w:t>Keuning H., Jeuring J., Heeren B. A Systematic Literature Review of Automated Feedback Generation for Programming Exercises // ACM TOCE. 2022.</w:t>
       </w:r>
     </w:p>
     <w:p>
       <w:pPr>
         <w:numPr>
           <w:ilvl w:val="0"/>
-          <w:numId w:val="2"/>
+          <w:numId w:val="3"/>
         </w:numPr>
-      </w:pPr>
-      <w:proofErr w:type="spellStart"/>
-      <w:r>
-        <w:t>UVa</w:t>
-      </w:r>
-      <w:proofErr w:type="spellEnd"/>
-      <w:r>
-        <w:t xml:space="preserve"> </w:t>
-      </w:r>
-      <w:proofErr w:type="spellStart"/>
-      <w:r>
-        <w:t>Online</w:t>
-      </w:r>
-      <w:proofErr w:type="spellEnd"/>
-      <w:r>
-        <w:t xml:space="preserve"> </w:t>
-      </w:r>
-      <w:proofErr w:type="spellStart"/>
-      <w:r>
-        <w:t>Judge</w:t>
-      </w:r>
-      <w:proofErr w:type="spellEnd"/>
-      <w:r>
-        <w:t xml:space="preserve"> — система автоматичної перевірки програм: </w:t>
+        <w:rPr>
+          <w:noProof/>
+        </w:rPr>
+      </w:pPr>
+      <w:r>
+        <w:rPr>
+          <w:noProof/>
+        </w:rPr>
+        <w:t>Skiena S., Revilla M. Programming Challenges: The Programming Contest Training Manual. New York: Springer, 2003.</w:t>
+      </w:r>
+    </w:p>
+    <w:p>
+      <w:pPr>
+        <w:numPr>
+          <w:ilvl w:val="0"/>
+          <w:numId w:val="3"/>
+        </w:numPr>
+        <w:rPr>
+          <w:noProof/>
+        </w:rPr>
+      </w:pPr>
+      <w:r>
+        <w:rPr>
+          <w:noProof/>
+        </w:rPr>
+        <w:t>Codeforces. URL: https://codeforces.com/</w:t>
+      </w:r>
+    </w:p>
+    <w:p>
+      <w:pPr>
+        <w:numPr>
+          <w:ilvl w:val="0"/>
+          <w:numId w:val="3"/>
+        </w:numPr>
+        <w:rPr>
+          <w:noProof/>
+        </w:rPr>
+      </w:pPr>
+      <w:r>
+        <w:rPr>
+          <w:noProof/>
+        </w:rPr>
+        <w:t xml:space="preserve"> (дата звернення: 26.03.2026).</w:t>
+      </w:r>
+    </w:p>
+    <w:p>
+      <w:pPr>
+        <w:numPr>
+          <w:ilvl w:val="0"/>
+          <w:numId w:val="3"/>
+        </w:numPr>
+        <w:rPr>
+          <w:noProof/>
+        </w:rPr>
+      </w:pPr>
+      <w:r>
+        <w:rPr>
+          <w:noProof/>
+        </w:rPr>
+        <w:t>Kattis. URL: https://open.kattis.com/</w:t>
+      </w:r>
+    </w:p>
+    <w:p>
+      <w:pPr>
+        <w:numPr>
+          <w:ilvl w:val="0"/>
+          <w:numId w:val="3"/>
+        </w:numPr>
+        <w:rPr>
+          <w:noProof/>
+        </w:rPr>
+      </w:pPr>
+      <w:r>
+        <w:rPr>
+          <w:noProof/>
+        </w:rPr>
+        <w:t xml:space="preserve"> (дата звернення: 26.03.2026).</w:t>
+      </w:r>
+      <w:r>
+        <w:rPr>
+          <w:noProof/>
+        </w:rPr>
+        <w:t xml:space="preserve">E-olymp — українська система автоматичної перевірки задач: </w:t>
       </w:r>
       <w:hyperlink r:id="rId10" w:tgtFrame="_new" w:history="1">
         <w:r>
           <w:rPr>
             <w:rStyle w:val="af0"/>
-          </w:rPr>
-          <w:t>https://onlinejudge.org/</w:t>
-        </w:r>
-      </w:hyperlink>
-      <w:r>
-        <w:t xml:space="preserve"> </w:t>
-      </w:r>
-    </w:p>
-    <w:p>
-      <w:pPr>
-        <w:numPr>
-          <w:ilvl w:val="0"/>
-          <w:numId w:val="2"/>
-        </w:numPr>
-      </w:pPr>
-      <w:proofErr w:type="spellStart"/>
-      <w:r>
-        <w:t>Edwards</w:t>
-      </w:r>
-      <w:proofErr w:type="spellEnd"/>
-      <w:r>
-        <w:t xml:space="preserve"> S. H. </w:t>
-      </w:r>
-      <w:proofErr w:type="spellStart"/>
-      <w:r>
-        <w:t>Improving</w:t>
-      </w:r>
-      <w:proofErr w:type="spellEnd"/>
-      <w:r>
-        <w:t xml:space="preserve"> </w:t>
-      </w:r>
-      <w:proofErr w:type="spellStart"/>
-      <w:r>
-        <w:t>student</w:t>
-      </w:r>
-      <w:proofErr w:type="spellEnd"/>
-      <w:r>
-        <w:t xml:space="preserve"> </w:t>
-      </w:r>
-      <w:proofErr w:type="spellStart"/>
-      <w:r>
-        <w:t>performance</w:t>
-      </w:r>
-      <w:proofErr w:type="spellEnd"/>
-      <w:r>
-        <w:t xml:space="preserve"> </w:t>
-      </w:r>
-      <w:proofErr w:type="spellStart"/>
-      <w:r>
-        <w:t>by</w:t>
-      </w:r>
-      <w:proofErr w:type="spellEnd"/>
-      <w:r>
-        <w:t xml:space="preserve"> </w:t>
-      </w:r>
-      <w:proofErr w:type="spellStart"/>
-      <w:r>
-        <w:t>evaluating</w:t>
-      </w:r>
-      <w:proofErr w:type="spellEnd"/>
-      <w:r>
-        <w:t xml:space="preserve"> </w:t>
-      </w:r>
-      <w:proofErr w:type="spellStart"/>
-      <w:r>
-        <w:t>how</w:t>
-      </w:r>
-      <w:proofErr w:type="spellEnd"/>
-      <w:r>
-        <w:t xml:space="preserve"> </w:t>
-      </w:r>
-      <w:proofErr w:type="spellStart"/>
-      <w:r>
-        <w:t>well</w:t>
-      </w:r>
-      <w:proofErr w:type="spellEnd"/>
-      <w:r>
-        <w:t xml:space="preserve"> </w:t>
-      </w:r>
-      <w:proofErr w:type="spellStart"/>
-      <w:r>
-        <w:t>students</w:t>
-      </w:r>
-      <w:proofErr w:type="spellEnd"/>
-      <w:r>
-        <w:t xml:space="preserve"> </w:t>
-      </w:r>
-      <w:proofErr w:type="spellStart"/>
-      <w:r>
-        <w:t>test</w:t>
-      </w:r>
-      <w:proofErr w:type="spellEnd"/>
-      <w:r>
-        <w:t xml:space="preserve"> </w:t>
-      </w:r>
-      <w:proofErr w:type="spellStart"/>
-      <w:r>
-        <w:t>their</w:t>
-      </w:r>
-      <w:proofErr w:type="spellEnd"/>
-      <w:r>
-        <w:t xml:space="preserve"> </w:t>
-      </w:r>
-      <w:proofErr w:type="spellStart"/>
-      <w:r>
-        <w:t>own</w:t>
-      </w:r>
-      <w:proofErr w:type="spellEnd"/>
-      <w:r>
-        <w:t xml:space="preserve"> </w:t>
-      </w:r>
-      <w:proofErr w:type="spellStart"/>
-      <w:r>
-        <w:t>programs</w:t>
-      </w:r>
-      <w:proofErr w:type="spellEnd"/>
-      <w:r>
-        <w:t xml:space="preserve"> // </w:t>
-      </w:r>
-      <w:proofErr w:type="spellStart"/>
-      <w:r>
-        <w:t>Journal</w:t>
-      </w:r>
-      <w:proofErr w:type="spellEnd"/>
-      <w:r>
-        <w:t xml:space="preserve"> </w:t>
-      </w:r>
-      <w:proofErr w:type="spellStart"/>
-      <w:r>
-        <w:t>on</w:t>
-      </w:r>
-      <w:proofErr w:type="spellEnd"/>
-      <w:r>
-        <w:t xml:space="preserve"> </w:t>
-      </w:r>
-      <w:proofErr w:type="spellStart"/>
-      <w:r>
-        <w:t>Educational</w:t>
-      </w:r>
-      <w:proofErr w:type="spellEnd"/>
-      <w:r>
-        <w:t xml:space="preserve"> </w:t>
-      </w:r>
-      <w:proofErr w:type="spellStart"/>
-      <w:r>
-        <w:t>Resources</w:t>
-      </w:r>
-      <w:proofErr w:type="spellEnd"/>
-      <w:r>
-        <w:t xml:space="preserve"> </w:t>
-      </w:r>
-      <w:proofErr w:type="spellStart"/>
-      <w:r>
-        <w:t>in</w:t>
-      </w:r>
-      <w:proofErr w:type="spellEnd"/>
-      <w:r>
-        <w:t xml:space="preserve"> </w:t>
-      </w:r>
-      <w:proofErr w:type="spellStart"/>
-      <w:r>
-        <w:t>Computing</w:t>
-      </w:r>
-      <w:proofErr w:type="spellEnd"/>
-      <w:r>
-        <w:t xml:space="preserve">. 2003. </w:t>
-      </w:r>
-      <w:proofErr w:type="spellStart"/>
-      <w:r>
-        <w:t>Vol</w:t>
-      </w:r>
-      <w:proofErr w:type="spellEnd"/>
-      <w:r>
-        <w:t xml:space="preserve">. 3, № 3. </w:t>
-      </w:r>
-    </w:p>
-    <w:p>
-      <w:pPr>
-        <w:numPr>
-          <w:ilvl w:val="0"/>
-          <w:numId w:val="3"/>
-        </w:numPr>
-      </w:pPr>
-      <w:r>
-        <w:t xml:space="preserve">Морзе Н. В., </w:t>
-      </w:r>
-      <w:proofErr w:type="spellStart"/>
-      <w:r>
-        <w:t>Співаковський</w:t>
-      </w:r>
-      <w:proofErr w:type="spellEnd"/>
-      <w:r>
-        <w:t xml:space="preserve"> О. В., </w:t>
-      </w:r>
-      <w:proofErr w:type="spellStart"/>
-      <w:r>
-        <w:t>Кузьмінська</w:t>
-      </w:r>
-      <w:proofErr w:type="spellEnd"/>
-      <w:r>
-        <w:t xml:space="preserve"> О. Г. </w:t>
-      </w:r>
-      <w:r>
-        <w:rPr>
-          <w:b/>
-          <w:bCs/>
-        </w:rPr>
-        <w:t>Методика навчання інформатики</w:t>
-      </w:r>
-      <w:r>
-        <w:t xml:space="preserve">. Київ: Видавнича група </w:t>
-      </w:r>
-      <w:proofErr w:type="spellStart"/>
-      <w:r>
-        <w:t>BHV</w:t>
-      </w:r>
-      <w:proofErr w:type="spellEnd"/>
-      <w:r>
-        <w:t xml:space="preserve">, 2011. </w:t>
-      </w:r>
-    </w:p>
-    <w:p>
-      <w:pPr>
-        <w:numPr>
-          <w:ilvl w:val="0"/>
-          <w:numId w:val="3"/>
-        </w:numPr>
-      </w:pPr>
-      <w:proofErr w:type="spellStart"/>
-      <w:r>
-        <w:t>Жалдак</w:t>
-      </w:r>
-      <w:proofErr w:type="spellEnd"/>
-      <w:r>
-        <w:t xml:space="preserve"> М. І., Морзе Н. В., </w:t>
-      </w:r>
-      <w:proofErr w:type="spellStart"/>
-      <w:r>
-        <w:t>Рамський</w:t>
-      </w:r>
-      <w:proofErr w:type="spellEnd"/>
-      <w:r>
-        <w:t xml:space="preserve"> Ю. С. </w:t>
-      </w:r>
-      <w:r>
-        <w:rPr>
-          <w:b/>
-          <w:bCs/>
-        </w:rPr>
-        <w:t>Інформатика: підручник для студентів педагогічних університетів</w:t>
-      </w:r>
-      <w:r>
-        <w:t xml:space="preserve">. Київ: </w:t>
-      </w:r>
-      <w:proofErr w:type="spellStart"/>
-      <w:r>
-        <w:t>НПУ</w:t>
-      </w:r>
-      <w:proofErr w:type="spellEnd"/>
-      <w:r>
-        <w:t xml:space="preserve"> ім. М. П. Драгоманова, 2010. </w:t>
-      </w:r>
-    </w:p>
-    <w:p>
-      <w:pPr>
-        <w:numPr>
-          <w:ilvl w:val="0"/>
-          <w:numId w:val="3"/>
-        </w:numPr>
-      </w:pPr>
-      <w:r>
-        <w:t xml:space="preserve">Володимир Кухаренко Теорія та практика змішаного навчання. Харків: </w:t>
-      </w:r>
-      <w:proofErr w:type="spellStart"/>
-      <w:r>
-        <w:t>НТУ</w:t>
-      </w:r>
-      <w:proofErr w:type="spellEnd"/>
-      <w:r>
-        <w:t xml:space="preserve"> «</w:t>
-      </w:r>
-      <w:proofErr w:type="spellStart"/>
-      <w:r>
-        <w:t>ХПІ</w:t>
-      </w:r>
-      <w:proofErr w:type="spellEnd"/>
-      <w:r>
-        <w:t xml:space="preserve">», 2016. </w:t>
-      </w:r>
-    </w:p>
-    <w:p>
-      <w:pPr>
-        <w:numPr>
-          <w:ilvl w:val="0"/>
-          <w:numId w:val="3"/>
-        </w:numPr>
-      </w:pPr>
-      <w:r>
-        <w:t>E-</w:t>
-      </w:r>
-      <w:proofErr w:type="spellStart"/>
-      <w:r>
-        <w:t>olymp</w:t>
-      </w:r>
-      <w:proofErr w:type="spellEnd"/>
-      <w:r>
-        <w:t xml:space="preserve"> — українська система автоматичної перевірки задач: </w:t>
-      </w:r>
-      <w:hyperlink r:id="rId11" w:tgtFrame="_new" w:history="1">
-        <w:r>
-          <w:rPr>
-            <w:rStyle w:val="af0"/>
+            <w:noProof/>
           </w:rPr>
           <w:t>https://www.e-olymp.com/</w:t>
         </w:r>
@@ -5135,7 +4394,6 @@
   <w:style w:type="character" w:default="1" w:styleId="a0">
     <w:name w:val="Default Paragraph Font"/>
     <w:uiPriority w:val="1"/>
-    <w:semiHidden/>
     <w:unhideWhenUsed/>
   </w:style>
   <w:style w:type="table" w:default="1" w:styleId="a1">
